--- a/6_Statistics.docx
+++ b/6_Statistics.docx
@@ -1,6 +1,6 @@
 
 <file path=word/document.xml><?xml version="1.0" encoding="utf-8"?>
-<w:document xmlns:wpc="http://schemas.microsoft.com/office/word/2010/wordprocessingCanvas" xmlns:cx="http://schemas.microsoft.com/office/drawing/2014/chartex" xmlns:cx1="http://schemas.microsoft.com/office/drawing/2015/9/8/chartex" xmlns:cx2="http://schemas.microsoft.com/office/drawing/2015/10/21/chartex" xmlns:cx3="http://schemas.microsoft.com/office/drawing/2016/5/9/chartex" xmlns:cx4="http://schemas.microsoft.com/office/drawing/2016/5/10/chartex" xmlns:cx5="http://schemas.microsoft.com/office/drawing/2016/5/11/chartex" xmlns:cx6="http://schemas.microsoft.com/office/drawing/2016/5/12/chartex" xmlns:cx7="http://schemas.microsoft.com/office/drawing/2016/5/13/chartex" xmlns:cx8="http://schemas.microsoft.com/office/drawing/2016/5/14/chartex" xmlns:mc="http://schemas.openxmlformats.org/markup-compatibility/2006" xmlns:aink="http://schemas.microsoft.com/office/drawing/2016/ink" xmlns:am3d="http://schemas.microsoft.com/office/drawing/2017/model3d" xmlns:o="urn:schemas-microsoft-com:office:office" xmlns:oel="http://schemas.microsoft.com/office/2019/extlst" xmlns:r="http://schemas.openxmlformats.org/officeDocument/2006/relationships" xmlns:m="http://schemas.openxmlformats.org/officeDocument/2006/math" xmlns:v="urn:schemas-microsoft-com:vml" xmlns:wp14="http://schemas.microsoft.com/office/word/2010/wordprocessingDrawing" xmlns:wp="http://schemas.openxmlformats.org/drawingml/2006/wordprocessingDrawing" xmlns:w10="urn:schemas-microsoft-com:office:word" xmlns:w="http://schemas.openxmlformats.org/wordprocessingml/2006/main" xmlns:w14="http://schemas.microsoft.com/office/word/2010/wordml" xmlns:w15="http://schemas.microsoft.com/office/word/2012/wordml" xmlns:w16cex="http://schemas.microsoft.com/office/word/2018/wordml/cex" xmlns:w16cid="http://schemas.microsoft.com/office/word/2016/wordml/cid" xmlns:w16="http://schemas.microsoft.com/office/word/2018/wordml" xmlns:w16sdtdh="http://schemas.microsoft.com/office/word/2020/wordml/sdtdatahash" xmlns:w16se="http://schemas.microsoft.com/office/word/2015/wordml/symex" xmlns:wpg="http://schemas.microsoft.com/office/word/2010/wordprocessingGroup" xmlns:wpi="http://schemas.microsoft.com/office/word/2010/wordprocessingInk" xmlns:wne="http://schemas.microsoft.com/office/word/2006/wordml" xmlns:wps="http://schemas.microsoft.com/office/word/2010/wordprocessingShape" mc:Ignorable="w14 w15 w16se w16cid w16 w16cex w16sdtdh wp14">
+<w:document xmlns:wpc="http://schemas.microsoft.com/office/word/2010/wordprocessingCanvas" xmlns:cx="http://schemas.microsoft.com/office/drawing/2014/chartex" xmlns:cx1="http://schemas.microsoft.com/office/drawing/2015/9/8/chartex" xmlns:cx2="http://schemas.microsoft.com/office/drawing/2015/10/21/chartex" xmlns:cx3="http://schemas.microsoft.com/office/drawing/2016/5/9/chartex" xmlns:cx4="http://schemas.microsoft.com/office/drawing/2016/5/10/chartex" xmlns:cx5="http://schemas.microsoft.com/office/drawing/2016/5/11/chartex" xmlns:cx6="http://schemas.microsoft.com/office/drawing/2016/5/12/chartex" xmlns:cx7="http://schemas.microsoft.com/office/drawing/2016/5/13/chartex" xmlns:cx8="http://schemas.microsoft.com/office/drawing/2016/5/14/chartex" xmlns:mc="http://schemas.openxmlformats.org/markup-compatibility/2006" xmlns:aink="http://schemas.microsoft.com/office/drawing/2016/ink" xmlns:am3d="http://schemas.microsoft.com/office/drawing/2017/model3d" xmlns:o="urn:schemas-microsoft-com:office:office" xmlns:oel="http://schemas.microsoft.com/office/2019/extlst" xmlns:r="http://schemas.openxmlformats.org/officeDocument/2006/relationships" xmlns:m="http://schemas.openxmlformats.org/officeDocument/2006/math" xmlns:v="urn:schemas-microsoft-com:vml" xmlns:wp14="http://schemas.microsoft.com/office/word/2010/wordprocessingDrawing" xmlns:wp="http://schemas.openxmlformats.org/drawingml/2006/wordprocessingDrawing" xmlns:w10="urn:schemas-microsoft-com:office:word" xmlns:w="http://schemas.openxmlformats.org/wordprocessingml/2006/main" xmlns:w14="http://schemas.microsoft.com/office/word/2010/wordml" xmlns:w15="http://schemas.microsoft.com/office/word/2012/wordml" xmlns:w16cex="http://schemas.microsoft.com/office/word/2018/wordml/cex" xmlns:w16cid="http://schemas.microsoft.com/office/word/2016/wordml/cid" xmlns:w16="http://schemas.microsoft.com/office/word/2018/wordml" xmlns:w16du="http://schemas.microsoft.com/office/word/2023/wordml/word16du" xmlns:w16sdtdh="http://schemas.microsoft.com/office/word/2020/wordml/sdtdatahash" xmlns:w16sdtfl="http://schemas.microsoft.com/office/word/2024/wordml/sdtformatlock" xmlns:w16se="http://schemas.microsoft.com/office/word/2015/wordml/symex" xmlns:wpg="http://schemas.microsoft.com/office/word/2010/wordprocessingGroup" xmlns:wpi="http://schemas.microsoft.com/office/word/2010/wordprocessingInk" xmlns:wne="http://schemas.microsoft.com/office/word/2006/wordml" xmlns:wps="http://schemas.microsoft.com/office/word/2010/wordprocessingShape" mc:Ignorable="w14 w15 w16se w16cid w16 w16cex w16sdtdh w16sdtfl w16du wp14">
   <w:body>
     <w:p>
       <w:pPr>
@@ -35,23 +35,31 @@
     <w:p>
       <w:pPr>
         <w:rPr>
-          <w:lang w:val="en-US"/>
-        </w:rPr>
-      </w:pPr>
-      <w:r>
-        <w:rPr>
+          <w:b/>
+          <w:bCs/>
+          <w:lang w:val="en-US"/>
+        </w:rPr>
+      </w:pPr>
+      <w:r>
+        <w:rPr>
+          <w:b/>
+          <w:bCs/>
           <w:lang w:val="en-US"/>
         </w:rPr>
         <w:t>Why use n-1 instead of n while calculating the sample variance,</w:t>
       </w:r>
       <w:r>
         <w:rPr>
+          <w:b/>
+          <w:bCs/>
           <w:lang w:val="en-US"/>
         </w:rPr>
         <w:t xml:space="preserve"> </w:t>
       </w:r>
       <w:r>
         <w:rPr>
+          <w:b/>
+          <w:bCs/>
           <w:lang w:val="en-US"/>
         </w:rPr>
         <w:t xml:space="preserve"> </w:t>
@@ -511,16 +519,6 @@
       <w:pPr>
         <w:jc w:val="both"/>
         <w:rPr>
-          <w:b/>
-          <w:bCs/>
-          <w:lang w:val="en-US"/>
-        </w:rPr>
-      </w:pPr>
-    </w:p>
-    <w:p>
-      <w:pPr>
-        <w:jc w:val="both"/>
-        <w:rPr>
           <w:lang w:val="en-US"/>
         </w:rPr>
       </w:pPr>
@@ -680,7 +678,21 @@
         <w:rPr>
           <w:lang w:val="en-US"/>
         </w:rPr>
-        <w:t xml:space="preserve">So, correlation depends on variability (SD) of the variables. If the variability is less even small positive spread across both </w:t>
+        <w:t xml:space="preserve">So, </w:t>
+      </w:r>
+      <w:r>
+        <w:rPr>
+          <w:b/>
+          <w:bCs/>
+          <w:lang w:val="en-US"/>
+        </w:rPr>
+        <w:t>correlation</w:t>
+      </w:r>
+      <w:r>
+        <w:rPr>
+          <w:lang w:val="en-US"/>
+        </w:rPr>
+        <w:t xml:space="preserve"> depends on variability (SD) of the variables. If the variability is less even small positive spread across both </w:t>
       </w:r>
       <w:r>
         <w:rPr>
@@ -718,20 +730,20 @@
         <w:rPr>
           <w:lang w:val="en-US"/>
         </w:rPr>
-        <w:t xml:space="preserve">, cause the most important thing that needs to be measured is the direction (sign) of each datapoints which describes or gives you the indication of how each datapoint moves (i.e. in positive direction or negative), as in summation the sign or direction preservation is based on the magnitude of the sum of differences of datapoint from their </w:t>
+        <w:t xml:space="preserve">, cause the most important thing that needs to be measured is the direction (sign) of each datapoints which describes or gives you the indication of how each datapoint moves (i.e. in positive direction or negative), as in summation the sign or direction preservation is based on the magnitude of the sum of differences of datapoint from their means respectively. </w:t>
+      </w:r>
+      <w:r>
+        <w:rPr>
+          <w:lang w:val="en-US"/>
+        </w:rPr>
+        <w:t xml:space="preserve">E.g. suppose the first difference is 10 and second one is -3, the </w:t>
       </w:r>
       <w:r>
         <w:rPr>
           <w:lang w:val="en-US"/>
         </w:rPr>
         <w:lastRenderedPageBreak/>
-        <w:t xml:space="preserve">means respectively. </w:t>
-      </w:r>
-      <w:r>
-        <w:rPr>
-          <w:lang w:val="en-US"/>
-        </w:rPr>
-        <w:t>E.g. suppose the first difference is 10 and second one is -3, the summation would be 7</w:t>
+        <w:t>summation would be 7</w:t>
       </w:r>
       <w:r>
         <w:rPr>
@@ -759,47 +771,53 @@
           <w:lang w:val="en-US"/>
         </w:rPr>
       </w:pPr>
-    </w:p>
-    <w:p>
-      <w:pPr>
-        <w:jc w:val="both"/>
-        <w:rPr>
-          <w:lang w:val="en-US"/>
-        </w:rPr>
-      </w:pPr>
-      <w:r>
-        <w:rPr>
-          <w:lang w:val="en-US"/>
-        </w:rPr>
-        <w:t xml:space="preserve">Correlation, which normalizes the covariance to their variability (variability of each variable) by dividing the covariance by the product of the SDs of two variables. </w:t>
-      </w:r>
-      <w:r>
-        <w:rPr>
-          <w:lang w:val="en-US"/>
-        </w:rPr>
-        <w:t xml:space="preserve">I still do not understand the intuition of the dividing by the SDs. </w:t>
-      </w:r>
-    </w:p>
-    <w:p>
-      <w:pPr>
-        <w:jc w:val="both"/>
-        <w:rPr>
-          <w:lang w:val="en-US"/>
-        </w:rPr>
-      </w:pPr>
-    </w:p>
-    <w:p>
-      <w:pPr>
-        <w:jc w:val="both"/>
-        <w:rPr>
-          <w:lang w:val="en-US"/>
-        </w:rPr>
-      </w:pPr>
-      <w:r>
-        <w:rPr>
-          <w:lang w:val="en-US"/>
-        </w:rPr>
-        <w:t xml:space="preserve">Coefficient of variation: why needed and what is the intuition of </w:t>
+      <w:r>
+        <w:rPr>
+          <w:b/>
+          <w:bCs/>
+          <w:lang w:val="en-US"/>
+        </w:rPr>
+        <w:t>Correlation,</w:t>
+      </w:r>
+      <w:r>
+        <w:rPr>
+          <w:lang w:val="en-US"/>
+        </w:rPr>
+        <w:t xml:space="preserve"> which normalizes the covariance to their variability (variability of each variable) by dividing the covariance by the product of the SDs of two variables. </w:t>
+      </w:r>
+      <w:r>
+        <w:rPr>
+          <w:lang w:val="en-US"/>
+        </w:rPr>
+        <w:t>I still do not understand the intuition of the dividing by the SDs.</w:t>
+      </w:r>
+    </w:p>
+    <w:p>
+      <w:pPr>
+        <w:jc w:val="both"/>
+        <w:rPr>
+          <w:lang w:val="en-US"/>
+        </w:rPr>
+      </w:pPr>
+      <w:r>
+        <w:rPr>
+          <w:lang w:val="en-US"/>
+        </w:rPr>
+        <w:t xml:space="preserve"> </w:t>
+      </w:r>
+      <w:r>
+        <w:rPr>
+          <w:b/>
+          <w:bCs/>
+          <w:lang w:val="en-US"/>
+        </w:rPr>
+        <w:t>Coefficient of variation:</w:t>
+      </w:r>
+      <w:r>
+        <w:rPr>
+          <w:lang w:val="en-US"/>
+        </w:rPr>
+        <w:t xml:space="preserve"> why needed and what is the intuition of </w:t>
       </w:r>
       <w:r>
         <w:rPr>
@@ -860,6 +878,17 @@
           <w:lang w:val="en-US"/>
         </w:rPr>
         <w:t xml:space="preserve"> is not the exact probability itself, but it is the probability density or rather a probability per unit (whatever could be the unit of the x-axis) and hence the actual probability is calculated for two points only. </w:t>
+      </w:r>
+    </w:p>
+    <w:p>
+      <w:pPr>
+        <w:jc w:val="both"/>
+        <w:rPr>
+          <w:lang w:val="en-US"/>
+        </w:rPr>
+      </w:pPr>
+      <w:r>
+        <w:t>Probability density and its function (PDF) exist for continuous random variables because the probability of any exact value is zero in an uncountable space, unlike discrete cases where a plain "probability function" (PMF) assigns direct probabilities to points.</w:t>
       </w:r>
     </w:p>
     <w:p>
@@ -1084,11 +1113,15 @@
         <w:spacing w:line="240" w:lineRule="auto"/>
         <w:jc w:val="both"/>
         <w:rPr>
-          <w:lang w:val="en-US"/>
-        </w:rPr>
-      </w:pPr>
-      <w:r>
-        <w:rPr>
+          <w:b/>
+          <w:bCs/>
+          <w:lang w:val="en-US"/>
+        </w:rPr>
+      </w:pPr>
+      <w:r>
+        <w:rPr>
+          <w:b/>
+          <w:bCs/>
           <w:lang w:val="en-US"/>
         </w:rPr>
         <w:t>Probability distributions?</w:t>
@@ -1136,13 +1169,18 @@
     </w:p>
     <w:p>
       <w:pPr>
-        <w:jc w:val="both"/>
-        <w:rPr>
-          <w:lang w:val="en-US"/>
-        </w:rPr>
-      </w:pPr>
-      <w:r>
-        <w:rPr>
+        <w:spacing w:after="40"/>
+        <w:jc w:val="both"/>
+        <w:rPr>
+          <w:b/>
+          <w:bCs/>
+          <w:lang w:val="en-US"/>
+        </w:rPr>
+      </w:pPr>
+      <w:r>
+        <w:rPr>
+          <w:b/>
+          <w:bCs/>
           <w:lang w:val="en-US"/>
         </w:rPr>
         <w:t>Skewed and non-skewed distribution mean, mode and median distribution?</w:t>
@@ -1229,6 +1267,429 @@
         <w:t xml:space="preserve"> normal and same for the right skewed. </w:t>
       </w:r>
     </w:p>
+    <w:tbl>
+      <w:tblPr>
+        <w:tblW w:w="3021" w:type="pct"/>
+        <w:jc w:val="center"/>
+        <w:tblCellMar>
+          <w:top w:w="15" w:type="dxa"/>
+          <w:left w:w="15" w:type="dxa"/>
+          <w:bottom w:w="15" w:type="dxa"/>
+          <w:right w:w="15" w:type="dxa"/>
+        </w:tblCellMar>
+        <w:tblLook w:val="04A0" w:firstRow="1" w:lastRow="0" w:firstColumn="1" w:lastColumn="0" w:noHBand="0" w:noVBand="1"/>
+      </w:tblPr>
+      <w:tblGrid>
+        <w:gridCol w:w="1748"/>
+        <w:gridCol w:w="1481"/>
+        <w:gridCol w:w="2243"/>
+      </w:tblGrid>
+      <w:tr>
+        <w:trPr>
+          <w:tblHeader/>
+          <w:jc w:val="center"/>
+        </w:trPr>
+        <w:tc>
+          <w:tcPr>
+            <w:tcW w:w="0" w:type="auto"/>
+            <w:tcBorders>
+              <w:top w:val="single" w:sz="6" w:space="0" w:color="DDDDDD"/>
+              <w:left w:val="single" w:sz="6" w:space="0" w:color="DDDDDD"/>
+              <w:bottom w:val="single" w:sz="6" w:space="0" w:color="DDDDDD"/>
+              <w:right w:val="single" w:sz="6" w:space="0" w:color="DDDDDD"/>
+            </w:tcBorders>
+            <w:shd w:val="clear" w:color="auto" w:fill="F2F2F2"/>
+            <w:tcMar>
+              <w:top w:w="120" w:type="dxa"/>
+              <w:left w:w="120" w:type="dxa"/>
+              <w:bottom w:w="120" w:type="dxa"/>
+              <w:right w:w="120" w:type="dxa"/>
+            </w:tcMar>
+            <w:vAlign w:val="center"/>
+            <w:hideMark/>
+          </w:tcPr>
+          <w:p>
+            <w:pPr>
+              <w:pStyle w:val="ListParagraph"/>
+              <w:ind w:left="144"/>
+              <w:jc w:val="center"/>
+              <w:rPr>
+                <w:b/>
+                <w:bCs/>
+              </w:rPr>
+            </w:pPr>
+            <w:r>
+              <w:rPr>
+                <w:b/>
+                <w:bCs/>
+              </w:rPr>
+              <w:t>Distribution</w:t>
+            </w:r>
+          </w:p>
+        </w:tc>
+        <w:tc>
+          <w:tcPr>
+            <w:tcW w:w="0" w:type="auto"/>
+            <w:tcBorders>
+              <w:top w:val="single" w:sz="6" w:space="0" w:color="DDDDDD"/>
+              <w:left w:val="single" w:sz="6" w:space="0" w:color="DDDDDD"/>
+              <w:bottom w:val="single" w:sz="6" w:space="0" w:color="DDDDDD"/>
+              <w:right w:val="single" w:sz="6" w:space="0" w:color="DDDDDD"/>
+            </w:tcBorders>
+            <w:shd w:val="clear" w:color="auto" w:fill="F2F2F2"/>
+            <w:tcMar>
+              <w:top w:w="120" w:type="dxa"/>
+              <w:left w:w="120" w:type="dxa"/>
+              <w:bottom w:w="120" w:type="dxa"/>
+              <w:right w:w="120" w:type="dxa"/>
+            </w:tcMar>
+            <w:vAlign w:val="center"/>
+            <w:hideMark/>
+          </w:tcPr>
+          <w:p>
+            <w:pPr>
+              <w:pStyle w:val="ListParagraph"/>
+              <w:ind w:left="144"/>
+              <w:jc w:val="center"/>
+              <w:rPr>
+                <w:b/>
+                <w:bCs/>
+              </w:rPr>
+            </w:pPr>
+            <w:r>
+              <w:rPr>
+                <w:b/>
+                <w:bCs/>
+              </w:rPr>
+              <w:t>Skewness</w:t>
+            </w:r>
+          </w:p>
+        </w:tc>
+        <w:tc>
+          <w:tcPr>
+            <w:tcW w:w="0" w:type="auto"/>
+            <w:tcBorders>
+              <w:top w:val="single" w:sz="6" w:space="0" w:color="DDDDDD"/>
+              <w:left w:val="single" w:sz="6" w:space="0" w:color="DDDDDD"/>
+              <w:bottom w:val="single" w:sz="6" w:space="0" w:color="DDDDDD"/>
+              <w:right w:val="single" w:sz="6" w:space="0" w:color="DDDDDD"/>
+            </w:tcBorders>
+            <w:shd w:val="clear" w:color="auto" w:fill="F2F2F2"/>
+            <w:tcMar>
+              <w:top w:w="120" w:type="dxa"/>
+              <w:left w:w="120" w:type="dxa"/>
+              <w:bottom w:w="120" w:type="dxa"/>
+              <w:right w:w="120" w:type="dxa"/>
+            </w:tcMar>
+            <w:vAlign w:val="center"/>
+            <w:hideMark/>
+          </w:tcPr>
+          <w:p>
+            <w:pPr>
+              <w:pStyle w:val="ListParagraph"/>
+              <w:ind w:left="144"/>
+              <w:jc w:val="center"/>
+              <w:rPr>
+                <w:b/>
+                <w:bCs/>
+              </w:rPr>
+            </w:pPr>
+            <w:r>
+              <w:rPr>
+                <w:b/>
+                <w:bCs/>
+              </w:rPr>
+              <w:t>Order (left to right)</w:t>
+            </w:r>
+          </w:p>
+        </w:tc>
+      </w:tr>
+      <w:tr>
+        <w:trPr>
+          <w:jc w:val="center"/>
+        </w:trPr>
+        <w:tc>
+          <w:tcPr>
+            <w:tcW w:w="0" w:type="auto"/>
+            <w:tcBorders>
+              <w:top w:val="single" w:sz="6" w:space="0" w:color="DDDDDD"/>
+              <w:left w:val="single" w:sz="6" w:space="0" w:color="DDDDDD"/>
+              <w:bottom w:val="single" w:sz="6" w:space="0" w:color="DDDDDD"/>
+              <w:right w:val="single" w:sz="6" w:space="0" w:color="DDDDDD"/>
+            </w:tcBorders>
+            <w:tcMar>
+              <w:top w:w="120" w:type="dxa"/>
+              <w:left w:w="120" w:type="dxa"/>
+              <w:bottom w:w="120" w:type="dxa"/>
+              <w:right w:w="120" w:type="dxa"/>
+            </w:tcMar>
+            <w:vAlign w:val="center"/>
+            <w:hideMark/>
+          </w:tcPr>
+          <w:p>
+            <w:pPr>
+              <w:pStyle w:val="ListParagraph"/>
+              <w:ind w:left="144"/>
+              <w:jc w:val="center"/>
+            </w:pPr>
+            <w:r>
+              <w:t>Normal</w:t>
+            </w:r>
+          </w:p>
+        </w:tc>
+        <w:tc>
+          <w:tcPr>
+            <w:tcW w:w="0" w:type="auto"/>
+            <w:tcBorders>
+              <w:top w:val="single" w:sz="6" w:space="0" w:color="DDDDDD"/>
+              <w:left w:val="single" w:sz="6" w:space="0" w:color="DDDDDD"/>
+              <w:bottom w:val="single" w:sz="6" w:space="0" w:color="DDDDDD"/>
+              <w:right w:val="single" w:sz="6" w:space="0" w:color="DDDDDD"/>
+            </w:tcBorders>
+            <w:tcMar>
+              <w:top w:w="120" w:type="dxa"/>
+              <w:left w:w="120" w:type="dxa"/>
+              <w:bottom w:w="120" w:type="dxa"/>
+              <w:right w:w="120" w:type="dxa"/>
+            </w:tcMar>
+            <w:vAlign w:val="center"/>
+            <w:hideMark/>
+          </w:tcPr>
+          <w:p>
+            <w:pPr>
+              <w:pStyle w:val="ListParagraph"/>
+              <w:ind w:left="144"/>
+              <w:jc w:val="center"/>
+            </w:pPr>
+            <w:r>
+              <w:t>0</w:t>
+            </w:r>
+          </w:p>
+        </w:tc>
+        <w:tc>
+          <w:tcPr>
+            <w:tcW w:w="0" w:type="auto"/>
+            <w:tcBorders>
+              <w:top w:val="single" w:sz="6" w:space="0" w:color="DDDDDD"/>
+              <w:left w:val="single" w:sz="6" w:space="0" w:color="DDDDDD"/>
+              <w:bottom w:val="single" w:sz="6" w:space="0" w:color="DDDDDD"/>
+              <w:right w:val="single" w:sz="6" w:space="0" w:color="DDDDDD"/>
+            </w:tcBorders>
+            <w:tcMar>
+              <w:top w:w="120" w:type="dxa"/>
+              <w:left w:w="120" w:type="dxa"/>
+              <w:bottom w:w="120" w:type="dxa"/>
+              <w:right w:w="120" w:type="dxa"/>
+            </w:tcMar>
+            <w:vAlign w:val="center"/>
+            <w:hideMark/>
+          </w:tcPr>
+          <w:p>
+            <w:pPr>
+              <w:pStyle w:val="ListParagraph"/>
+              <w:ind w:left="144"/>
+              <w:jc w:val="center"/>
+            </w:pPr>
+            <w:r>
+              <w:t>Mean = Median = Mode</w:t>
+            </w:r>
+          </w:p>
+        </w:tc>
+      </w:tr>
+      <w:tr>
+        <w:trPr>
+          <w:jc w:val="center"/>
+        </w:trPr>
+        <w:tc>
+          <w:tcPr>
+            <w:tcW w:w="0" w:type="auto"/>
+            <w:tcBorders>
+              <w:top w:val="single" w:sz="6" w:space="0" w:color="DDDDDD"/>
+              <w:left w:val="single" w:sz="6" w:space="0" w:color="DDDDDD"/>
+              <w:bottom w:val="single" w:sz="6" w:space="0" w:color="DDDDDD"/>
+              <w:right w:val="single" w:sz="6" w:space="0" w:color="DDDDDD"/>
+            </w:tcBorders>
+            <w:tcMar>
+              <w:top w:w="120" w:type="dxa"/>
+              <w:left w:w="120" w:type="dxa"/>
+              <w:bottom w:w="120" w:type="dxa"/>
+              <w:right w:w="120" w:type="dxa"/>
+            </w:tcMar>
+            <w:vAlign w:val="center"/>
+            <w:hideMark/>
+          </w:tcPr>
+          <w:p>
+            <w:pPr>
+              <w:pStyle w:val="ListParagraph"/>
+              <w:ind w:left="144"/>
+              <w:jc w:val="center"/>
+            </w:pPr>
+            <w:proofErr w:type="gramStart"/>
+            <w:r>
+              <w:t>Right-skewed</w:t>
+            </w:r>
+            <w:proofErr w:type="gramEnd"/>
+          </w:p>
+        </w:tc>
+        <w:tc>
+          <w:tcPr>
+            <w:tcW w:w="0" w:type="auto"/>
+            <w:tcBorders>
+              <w:top w:val="single" w:sz="6" w:space="0" w:color="DDDDDD"/>
+              <w:left w:val="single" w:sz="6" w:space="0" w:color="DDDDDD"/>
+              <w:bottom w:val="single" w:sz="6" w:space="0" w:color="DDDDDD"/>
+              <w:right w:val="single" w:sz="6" w:space="0" w:color="DDDDDD"/>
+            </w:tcBorders>
+            <w:tcMar>
+              <w:top w:w="120" w:type="dxa"/>
+              <w:left w:w="120" w:type="dxa"/>
+              <w:bottom w:w="120" w:type="dxa"/>
+              <w:right w:w="120" w:type="dxa"/>
+            </w:tcMar>
+            <w:vAlign w:val="center"/>
+            <w:hideMark/>
+          </w:tcPr>
+          <w:p>
+            <w:pPr>
+              <w:pStyle w:val="ListParagraph"/>
+              <w:ind w:left="144"/>
+              <w:jc w:val="center"/>
+            </w:pPr>
+            <w:r>
+              <w:t>&gt;0</w:t>
+            </w:r>
+          </w:p>
+        </w:tc>
+        <w:tc>
+          <w:tcPr>
+            <w:tcW w:w="0" w:type="auto"/>
+            <w:tcBorders>
+              <w:top w:val="single" w:sz="6" w:space="0" w:color="DDDDDD"/>
+              <w:left w:val="single" w:sz="6" w:space="0" w:color="DDDDDD"/>
+              <w:bottom w:val="single" w:sz="6" w:space="0" w:color="DDDDDD"/>
+              <w:right w:val="single" w:sz="6" w:space="0" w:color="DDDDDD"/>
+            </w:tcBorders>
+            <w:tcMar>
+              <w:top w:w="120" w:type="dxa"/>
+              <w:left w:w="120" w:type="dxa"/>
+              <w:bottom w:w="120" w:type="dxa"/>
+              <w:right w:w="120" w:type="dxa"/>
+            </w:tcMar>
+            <w:vAlign w:val="center"/>
+            <w:hideMark/>
+          </w:tcPr>
+          <w:p>
+            <w:pPr>
+              <w:pStyle w:val="ListParagraph"/>
+              <w:ind w:left="144"/>
+              <w:jc w:val="center"/>
+            </w:pPr>
+            <w:r>
+              <w:t>Mode &lt; Median &lt; Mean</w:t>
+            </w:r>
+          </w:p>
+        </w:tc>
+      </w:tr>
+      <w:tr>
+        <w:trPr>
+          <w:jc w:val="center"/>
+        </w:trPr>
+        <w:tc>
+          <w:tcPr>
+            <w:tcW w:w="0" w:type="auto"/>
+            <w:tcBorders>
+              <w:top w:val="single" w:sz="6" w:space="0" w:color="DDDDDD"/>
+              <w:left w:val="single" w:sz="6" w:space="0" w:color="DDDDDD"/>
+              <w:bottom w:val="single" w:sz="6" w:space="0" w:color="DDDDDD"/>
+              <w:right w:val="single" w:sz="6" w:space="0" w:color="DDDDDD"/>
+            </w:tcBorders>
+            <w:tcMar>
+              <w:top w:w="120" w:type="dxa"/>
+              <w:left w:w="120" w:type="dxa"/>
+              <w:bottom w:w="120" w:type="dxa"/>
+              <w:right w:w="120" w:type="dxa"/>
+            </w:tcMar>
+            <w:vAlign w:val="center"/>
+            <w:hideMark/>
+          </w:tcPr>
+          <w:p>
+            <w:pPr>
+              <w:pStyle w:val="ListParagraph"/>
+              <w:ind w:left="144"/>
+              <w:jc w:val="center"/>
+            </w:pPr>
+            <w:r>
+              <w:t>Left-skewed</w:t>
+            </w:r>
+          </w:p>
+        </w:tc>
+        <w:tc>
+          <w:tcPr>
+            <w:tcW w:w="0" w:type="auto"/>
+            <w:tcBorders>
+              <w:top w:val="single" w:sz="6" w:space="0" w:color="DDDDDD"/>
+              <w:left w:val="single" w:sz="6" w:space="0" w:color="DDDDDD"/>
+              <w:bottom w:val="single" w:sz="6" w:space="0" w:color="DDDDDD"/>
+              <w:right w:val="single" w:sz="6" w:space="0" w:color="DDDDDD"/>
+            </w:tcBorders>
+            <w:tcMar>
+              <w:top w:w="120" w:type="dxa"/>
+              <w:left w:w="120" w:type="dxa"/>
+              <w:bottom w:w="120" w:type="dxa"/>
+              <w:right w:w="120" w:type="dxa"/>
+            </w:tcMar>
+            <w:vAlign w:val="center"/>
+            <w:hideMark/>
+          </w:tcPr>
+          <w:p>
+            <w:pPr>
+              <w:pStyle w:val="ListParagraph"/>
+              <w:ind w:left="144"/>
+              <w:jc w:val="center"/>
+            </w:pPr>
+            <w:r>
+              <w:t>&lt;0</w:t>
+            </w:r>
+          </w:p>
+        </w:tc>
+        <w:tc>
+          <w:tcPr>
+            <w:tcW w:w="0" w:type="auto"/>
+            <w:tcBorders>
+              <w:top w:val="single" w:sz="6" w:space="0" w:color="DDDDDD"/>
+              <w:left w:val="single" w:sz="6" w:space="0" w:color="DDDDDD"/>
+              <w:bottom w:val="single" w:sz="6" w:space="0" w:color="DDDDDD"/>
+              <w:right w:val="single" w:sz="6" w:space="0" w:color="DDDDDD"/>
+            </w:tcBorders>
+            <w:tcMar>
+              <w:top w:w="120" w:type="dxa"/>
+              <w:left w:w="120" w:type="dxa"/>
+              <w:bottom w:w="120" w:type="dxa"/>
+              <w:right w:w="120" w:type="dxa"/>
+            </w:tcMar>
+            <w:vAlign w:val="center"/>
+            <w:hideMark/>
+          </w:tcPr>
+          <w:p>
+            <w:pPr>
+              <w:pStyle w:val="ListParagraph"/>
+              <w:ind w:left="144"/>
+              <w:jc w:val="center"/>
+            </w:pPr>
+            <w:r>
+              <w:t>Mean &lt; Median &lt; Mode</w:t>
+            </w:r>
+          </w:p>
+        </w:tc>
+      </w:tr>
+    </w:tbl>
+    <w:p>
+      <w:pPr>
+        <w:pStyle w:val="ListParagraph"/>
+        <w:ind w:left="144"/>
+        <w:jc w:val="both"/>
+      </w:pPr>
+    </w:p>
     <w:p>
       <w:pPr>
         <w:spacing w:after="0"/>
@@ -1274,6 +1735,946 @@
       <w:pPr>
         <w:spacing w:after="0"/>
         <w:jc w:val="both"/>
+      </w:pPr>
+      <w:r>
+        <w:t xml:space="preserve">Kurtosis measures the </w:t>
+      </w:r>
+      <w:proofErr w:type="spellStart"/>
+      <w:r>
+        <w:t>tailedness</w:t>
+      </w:r>
+      <w:proofErr w:type="spellEnd"/>
+      <w:r>
+        <w:t xml:space="preserve"> or outlier-proneness of a distribution via the fourth standardized moment: κ=μ4σ4</w:t>
+      </w:r>
+      <w:r>
+        <w:rPr>
+          <w:i/>
+          <w:iCs/>
+        </w:rPr>
+        <w:t>κ</w:t>
+      </w:r>
+      <w:r>
+        <w:t>=</w:t>
+      </w:r>
+      <w:r>
+        <w:rPr>
+          <w:i/>
+          <w:iCs/>
+        </w:rPr>
+        <w:t>σ</w:t>
+      </w:r>
+      <w:r>
+        <w:t>4</w:t>
+      </w:r>
+      <w:r>
+        <w:rPr>
+          <w:i/>
+          <w:iCs/>
+        </w:rPr>
+        <w:t>μ</w:t>
+      </w:r>
+      <w:r>
+        <w:t>4, where μ4</w:t>
+      </w:r>
+      <w:r>
+        <w:rPr>
+          <w:i/>
+          <w:iCs/>
+        </w:rPr>
+        <w:t>μ</w:t>
+      </w:r>
+      <w:r>
+        <w:t>4 is the fourth central moment.</w:t>
+      </w:r>
+    </w:p>
+    <w:p>
+      <w:pPr>
+        <w:spacing w:after="0"/>
+        <w:jc w:val="both"/>
+      </w:pPr>
+      <w:proofErr w:type="spellStart"/>
+      <w:r>
+        <w:t>urtosis</w:t>
+      </w:r>
+      <w:proofErr w:type="spellEnd"/>
+      <w:r>
+        <w:t xml:space="preserve"> provides unique information about the tails and </w:t>
+      </w:r>
+      <w:proofErr w:type="spellStart"/>
+      <w:r>
+        <w:t>peakedness</w:t>
+      </w:r>
+      <w:proofErr w:type="spellEnd"/>
+      <w:r>
+        <w:t xml:space="preserve"> of a distribution that mean, standard deviation (SD), and skewness alone cannot capture.</w:t>
+      </w:r>
+    </w:p>
+    <w:p>
+      <w:pPr>
+        <w:spacing w:after="0"/>
+        <w:jc w:val="both"/>
+        <w:rPr>
+          <w:b/>
+          <w:bCs/>
+        </w:rPr>
+      </w:pPr>
+      <w:r>
+        <w:rPr>
+          <w:b/>
+          <w:bCs/>
+        </w:rPr>
+        <w:lastRenderedPageBreak/>
+        <w:t>Distinct Role of Kurtosis</w:t>
+      </w:r>
+    </w:p>
+    <w:p>
+      <w:pPr>
+        <w:spacing w:after="0"/>
+        <w:jc w:val="both"/>
+      </w:pPr>
+      <w:r>
+        <w:t xml:space="preserve">Mean locates the </w:t>
+      </w:r>
+      <w:proofErr w:type="spellStart"/>
+      <w:r>
+        <w:t>center</w:t>
+      </w:r>
+      <w:proofErr w:type="spellEnd"/>
+      <w:r>
+        <w:t>, SD measures spread around it, and skewness assesses asymmetry (left/right tail imbalance). Kurtosis quantifies tail heaviness—how prone the data is to extreme outliers—independent of these. For example, two distributions can have identical mean, SD=1, and skewness=0 but differ sharply: one normal (excess kurtosis=0, moderate tails) vs. leptokurtic (excess kurtosis&gt;0, fat tails with more outliers).</w:t>
+      </w:r>
+    </w:p>
+    <w:p>
+      <w:pPr>
+        <w:spacing w:after="0"/>
+        <w:jc w:val="both"/>
+        <w:rPr>
+          <w:b/>
+          <w:bCs/>
+        </w:rPr>
+      </w:pPr>
+      <w:r>
+        <w:rPr>
+          <w:b/>
+          <w:bCs/>
+        </w:rPr>
+        <w:t>Why It's Essential</w:t>
+      </w:r>
+    </w:p>
+    <w:p>
+      <w:pPr>
+        <w:spacing w:after="0"/>
+        <w:jc w:val="both"/>
+        <w:rPr>
+          <w:rFonts w:ascii="Arial" w:hAnsi="Arial" w:cs="Arial"/>
+        </w:rPr>
+      </w:pPr>
+      <w:r>
+        <w:t>Without kurtosis, you miss outlier risk: finance uses it for "fat tail" crash probabilities; quality control flags process instability via heavy tails. Skewness ignores this vertical tail emphasis—high kurtosis signals rare but impactful extremes, guiding model choice (e.g., robust stats over normal assumptions).</w:t>
+      </w:r>
+      <w:r>
+        <w:rPr>
+          <w:rFonts w:ascii="Arial" w:hAnsi="Arial" w:cs="Arial"/>
+        </w:rPr>
+        <w:t>​</w:t>
+      </w:r>
+    </w:p>
+    <w:p>
+      <w:pPr>
+        <w:spacing w:after="0"/>
+        <w:jc w:val="both"/>
+        <w:rPr>
+          <w:b/>
+          <w:bCs/>
+        </w:rPr>
+      </w:pPr>
+    </w:p>
+    <w:p>
+      <w:pPr>
+        <w:spacing w:after="0"/>
+        <w:jc w:val="both"/>
+        <w:rPr>
+          <w:b/>
+          <w:bCs/>
+        </w:rPr>
+      </w:pPr>
+      <w:r>
+        <w:rPr>
+          <w:b/>
+          <w:bCs/>
+        </w:rPr>
+        <w:t>Comparison Table</w:t>
+      </w:r>
+    </w:p>
+    <w:tbl>
+      <w:tblPr>
+        <w:tblpPr w:leftFromText="180" w:rightFromText="180" w:vertAnchor="text" w:horzAnchor="margin" w:tblpXSpec="center" w:tblpY="192"/>
+        <w:tblW w:w="9373" w:type="dxa"/>
+        <w:tblCellSpacing w:w="15" w:type="dxa"/>
+        <w:tblBorders>
+          <w:top w:val="single" w:sz="6" w:space="0" w:color="auto"/>
+          <w:left w:val="single" w:sz="6" w:space="0" w:color="auto"/>
+          <w:bottom w:val="single" w:sz="2" w:space="0" w:color="auto"/>
+          <w:right w:val="single" w:sz="2" w:space="0" w:color="auto"/>
+        </w:tblBorders>
+        <w:tblCellMar>
+          <w:top w:w="15" w:type="dxa"/>
+          <w:left w:w="15" w:type="dxa"/>
+          <w:bottom w:w="15" w:type="dxa"/>
+          <w:right w:w="15" w:type="dxa"/>
+        </w:tblCellMar>
+        <w:tblLook w:val="04A0" w:firstRow="1" w:lastRow="0" w:firstColumn="1" w:lastColumn="0" w:noHBand="0" w:noVBand="1"/>
+      </w:tblPr>
+      <w:tblGrid>
+        <w:gridCol w:w="1339"/>
+        <w:gridCol w:w="2489"/>
+        <w:gridCol w:w="1823"/>
+        <w:gridCol w:w="3722"/>
+      </w:tblGrid>
+      <w:tr>
+        <w:trPr>
+          <w:trHeight w:val="293"/>
+          <w:tblHeader/>
+          <w:tblCellSpacing w:w="15" w:type="dxa"/>
+        </w:trPr>
+        <w:tc>
+          <w:tcPr>
+            <w:tcW w:w="0" w:type="auto"/>
+            <w:tcBorders>
+              <w:top w:val="single" w:sz="2" w:space="0" w:color="auto"/>
+              <w:left w:val="single" w:sz="2" w:space="0" w:color="auto"/>
+              <w:bottom w:val="single" w:sz="6" w:space="0" w:color="auto"/>
+              <w:right w:val="single" w:sz="6" w:space="0" w:color="auto"/>
+            </w:tcBorders>
+            <w:tcMar>
+              <w:top w:w="120" w:type="dxa"/>
+              <w:left w:w="120" w:type="dxa"/>
+              <w:bottom w:w="120" w:type="dxa"/>
+              <w:right w:w="120" w:type="dxa"/>
+            </w:tcMar>
+            <w:hideMark/>
+          </w:tcPr>
+          <w:p>
+            <w:pPr>
+              <w:spacing w:after="0"/>
+              <w:jc w:val="center"/>
+              <w:rPr>
+                <w:rFonts w:ascii="Aptos" w:hAnsi="Aptos"/>
+                <w:b/>
+                <w:bCs/>
+              </w:rPr>
+            </w:pPr>
+            <w:r>
+              <w:rPr>
+                <w:rFonts w:ascii="Aptos" w:hAnsi="Aptos"/>
+                <w:b/>
+                <w:bCs/>
+              </w:rPr>
+              <w:t>Measure</w:t>
+            </w:r>
+          </w:p>
+        </w:tc>
+        <w:tc>
+          <w:tcPr>
+            <w:tcW w:w="0" w:type="auto"/>
+            <w:tcBorders>
+              <w:top w:val="single" w:sz="2" w:space="0" w:color="auto"/>
+              <w:left w:val="single" w:sz="2" w:space="0" w:color="auto"/>
+              <w:bottom w:val="single" w:sz="6" w:space="0" w:color="auto"/>
+              <w:right w:val="single" w:sz="6" w:space="0" w:color="auto"/>
+            </w:tcBorders>
+            <w:tcMar>
+              <w:top w:w="120" w:type="dxa"/>
+              <w:left w:w="120" w:type="dxa"/>
+              <w:bottom w:w="120" w:type="dxa"/>
+              <w:right w:w="120" w:type="dxa"/>
+            </w:tcMar>
+            <w:hideMark/>
+          </w:tcPr>
+          <w:p>
+            <w:pPr>
+              <w:spacing w:after="0"/>
+              <w:jc w:val="center"/>
+              <w:rPr>
+                <w:rFonts w:ascii="Aptos" w:hAnsi="Aptos"/>
+                <w:b/>
+                <w:bCs/>
+              </w:rPr>
+            </w:pPr>
+            <w:r>
+              <w:rPr>
+                <w:rFonts w:ascii="Aptos" w:hAnsi="Aptos"/>
+                <w:b/>
+                <w:bCs/>
+              </w:rPr>
+              <w:t>Focus</w:t>
+            </w:r>
+          </w:p>
+        </w:tc>
+        <w:tc>
+          <w:tcPr>
+            <w:tcW w:w="0" w:type="auto"/>
+            <w:tcBorders>
+              <w:top w:val="single" w:sz="2" w:space="0" w:color="auto"/>
+              <w:left w:val="single" w:sz="2" w:space="0" w:color="auto"/>
+              <w:bottom w:val="single" w:sz="6" w:space="0" w:color="auto"/>
+              <w:right w:val="single" w:sz="6" w:space="0" w:color="auto"/>
+            </w:tcBorders>
+            <w:tcMar>
+              <w:top w:w="120" w:type="dxa"/>
+              <w:left w:w="120" w:type="dxa"/>
+              <w:bottom w:w="120" w:type="dxa"/>
+              <w:right w:w="120" w:type="dxa"/>
+            </w:tcMar>
+            <w:hideMark/>
+          </w:tcPr>
+          <w:p>
+            <w:pPr>
+              <w:spacing w:after="0"/>
+              <w:jc w:val="center"/>
+              <w:rPr>
+                <w:rFonts w:ascii="Aptos" w:hAnsi="Aptos"/>
+                <w:b/>
+                <w:bCs/>
+              </w:rPr>
+            </w:pPr>
+            <w:r>
+              <w:rPr>
+                <w:rFonts w:ascii="Aptos" w:hAnsi="Aptos"/>
+                <w:b/>
+                <w:bCs/>
+              </w:rPr>
+              <w:t>Captures Tails?</w:t>
+            </w:r>
+          </w:p>
+        </w:tc>
+        <w:tc>
+          <w:tcPr>
+            <w:tcW w:w="0" w:type="auto"/>
+            <w:tcBorders>
+              <w:top w:val="single" w:sz="2" w:space="0" w:color="auto"/>
+              <w:left w:val="single" w:sz="2" w:space="0" w:color="auto"/>
+              <w:bottom w:val="single" w:sz="6" w:space="0" w:color="auto"/>
+              <w:right w:val="single" w:sz="6" w:space="0" w:color="auto"/>
+            </w:tcBorders>
+            <w:tcMar>
+              <w:top w:w="120" w:type="dxa"/>
+              <w:left w:w="120" w:type="dxa"/>
+              <w:bottom w:w="120" w:type="dxa"/>
+              <w:right w:w="120" w:type="dxa"/>
+            </w:tcMar>
+            <w:hideMark/>
+          </w:tcPr>
+          <w:p>
+            <w:pPr>
+              <w:spacing w:after="0"/>
+              <w:jc w:val="center"/>
+              <w:rPr>
+                <w:rFonts w:ascii="Aptos" w:hAnsi="Aptos"/>
+                <w:b/>
+                <w:bCs/>
+              </w:rPr>
+            </w:pPr>
+            <w:r>
+              <w:rPr>
+                <w:rFonts w:ascii="Aptos" w:hAnsi="Aptos"/>
+                <w:b/>
+                <w:bCs/>
+              </w:rPr>
+              <w:t>Example Gap Without It</w:t>
+            </w:r>
+          </w:p>
+        </w:tc>
+      </w:tr>
+      <w:tr>
+        <w:trPr>
+          <w:trHeight w:val="293"/>
+          <w:tblCellSpacing w:w="15" w:type="dxa"/>
+        </w:trPr>
+        <w:tc>
+          <w:tcPr>
+            <w:tcW w:w="0" w:type="auto"/>
+            <w:tcBorders>
+              <w:top w:val="single" w:sz="2" w:space="0" w:color="auto"/>
+              <w:left w:val="single" w:sz="2" w:space="0" w:color="auto"/>
+              <w:bottom w:val="single" w:sz="6" w:space="0" w:color="auto"/>
+              <w:right w:val="single" w:sz="6" w:space="0" w:color="auto"/>
+            </w:tcBorders>
+            <w:tcMar>
+              <w:top w:w="137" w:type="dxa"/>
+              <w:left w:w="120" w:type="dxa"/>
+              <w:bottom w:w="137" w:type="dxa"/>
+              <w:right w:w="120" w:type="dxa"/>
+            </w:tcMar>
+            <w:vAlign w:val="bottom"/>
+            <w:hideMark/>
+          </w:tcPr>
+          <w:p>
+            <w:pPr>
+              <w:spacing w:after="0"/>
+              <w:jc w:val="center"/>
+              <w:rPr>
+                <w:rFonts w:ascii="Aptos" w:hAnsi="Aptos"/>
+              </w:rPr>
+            </w:pPr>
+            <w:r>
+              <w:rPr>
+                <w:rFonts w:ascii="Aptos" w:hAnsi="Aptos"/>
+              </w:rPr>
+              <w:t>Mean</w:t>
+            </w:r>
+          </w:p>
+        </w:tc>
+        <w:tc>
+          <w:tcPr>
+            <w:tcW w:w="0" w:type="auto"/>
+            <w:tcBorders>
+              <w:top w:val="single" w:sz="2" w:space="0" w:color="auto"/>
+              <w:left w:val="single" w:sz="2" w:space="0" w:color="auto"/>
+              <w:bottom w:val="single" w:sz="6" w:space="0" w:color="auto"/>
+              <w:right w:val="single" w:sz="6" w:space="0" w:color="auto"/>
+            </w:tcBorders>
+            <w:tcMar>
+              <w:top w:w="137" w:type="dxa"/>
+              <w:left w:w="120" w:type="dxa"/>
+              <w:bottom w:w="137" w:type="dxa"/>
+              <w:right w:w="120" w:type="dxa"/>
+            </w:tcMar>
+            <w:vAlign w:val="bottom"/>
+            <w:hideMark/>
+          </w:tcPr>
+          <w:p>
+            <w:pPr>
+              <w:spacing w:after="0"/>
+              <w:jc w:val="center"/>
+              <w:rPr>
+                <w:rFonts w:ascii="Aptos" w:hAnsi="Aptos"/>
+              </w:rPr>
+            </w:pPr>
+            <w:r>
+              <w:rPr>
+                <w:rFonts w:ascii="Aptos" w:hAnsi="Aptos"/>
+              </w:rPr>
+              <w:t>Central location</w:t>
+            </w:r>
+          </w:p>
+        </w:tc>
+        <w:tc>
+          <w:tcPr>
+            <w:tcW w:w="0" w:type="auto"/>
+            <w:tcBorders>
+              <w:top w:val="single" w:sz="2" w:space="0" w:color="auto"/>
+              <w:left w:val="single" w:sz="2" w:space="0" w:color="auto"/>
+              <w:bottom w:val="single" w:sz="6" w:space="0" w:color="auto"/>
+              <w:right w:val="single" w:sz="6" w:space="0" w:color="auto"/>
+            </w:tcBorders>
+            <w:tcMar>
+              <w:top w:w="137" w:type="dxa"/>
+              <w:left w:w="120" w:type="dxa"/>
+              <w:bottom w:w="137" w:type="dxa"/>
+              <w:right w:w="120" w:type="dxa"/>
+            </w:tcMar>
+            <w:vAlign w:val="bottom"/>
+            <w:hideMark/>
+          </w:tcPr>
+          <w:p>
+            <w:pPr>
+              <w:spacing w:after="0"/>
+              <w:jc w:val="center"/>
+              <w:rPr>
+                <w:rFonts w:ascii="Aptos" w:hAnsi="Aptos"/>
+              </w:rPr>
+            </w:pPr>
+            <w:r>
+              <w:rPr>
+                <w:rFonts w:ascii="Aptos" w:hAnsi="Aptos"/>
+              </w:rPr>
+              <w:t>No</w:t>
+            </w:r>
+          </w:p>
+        </w:tc>
+        <w:tc>
+          <w:tcPr>
+            <w:tcW w:w="0" w:type="auto"/>
+            <w:tcBorders>
+              <w:top w:val="single" w:sz="2" w:space="0" w:color="auto"/>
+              <w:left w:val="single" w:sz="2" w:space="0" w:color="auto"/>
+              <w:bottom w:val="single" w:sz="6" w:space="0" w:color="auto"/>
+              <w:right w:val="single" w:sz="6" w:space="0" w:color="auto"/>
+            </w:tcBorders>
+            <w:tcMar>
+              <w:top w:w="137" w:type="dxa"/>
+              <w:left w:w="120" w:type="dxa"/>
+              <w:bottom w:w="137" w:type="dxa"/>
+              <w:right w:w="120" w:type="dxa"/>
+            </w:tcMar>
+            <w:vAlign w:val="bottom"/>
+            <w:hideMark/>
+          </w:tcPr>
+          <w:p>
+            <w:pPr>
+              <w:spacing w:after="0"/>
+              <w:jc w:val="center"/>
+              <w:rPr>
+                <w:rFonts w:ascii="Aptos" w:hAnsi="Aptos"/>
+              </w:rPr>
+            </w:pPr>
+            <w:r>
+              <w:rPr>
+                <w:rFonts w:ascii="Aptos" w:hAnsi="Aptos"/>
+              </w:rPr>
+              <w:t>Ignores outlier pull entirely</w:t>
+            </w:r>
+          </w:p>
+        </w:tc>
+      </w:tr>
+      <w:tr>
+        <w:trPr>
+          <w:trHeight w:val="293"/>
+          <w:tblCellSpacing w:w="15" w:type="dxa"/>
+        </w:trPr>
+        <w:tc>
+          <w:tcPr>
+            <w:tcW w:w="0" w:type="auto"/>
+            <w:tcBorders>
+              <w:top w:val="single" w:sz="2" w:space="0" w:color="auto"/>
+              <w:left w:val="single" w:sz="2" w:space="0" w:color="auto"/>
+              <w:bottom w:val="single" w:sz="6" w:space="0" w:color="auto"/>
+              <w:right w:val="single" w:sz="6" w:space="0" w:color="auto"/>
+            </w:tcBorders>
+            <w:tcMar>
+              <w:top w:w="137" w:type="dxa"/>
+              <w:left w:w="120" w:type="dxa"/>
+              <w:bottom w:w="137" w:type="dxa"/>
+              <w:right w:w="120" w:type="dxa"/>
+            </w:tcMar>
+            <w:vAlign w:val="bottom"/>
+            <w:hideMark/>
+          </w:tcPr>
+          <w:p>
+            <w:pPr>
+              <w:spacing w:after="0"/>
+              <w:jc w:val="center"/>
+              <w:rPr>
+                <w:rFonts w:ascii="Aptos" w:hAnsi="Aptos"/>
+              </w:rPr>
+            </w:pPr>
+            <w:r>
+              <w:rPr>
+                <w:rFonts w:ascii="Aptos" w:hAnsi="Aptos"/>
+              </w:rPr>
+              <w:t>SD</w:t>
+            </w:r>
+          </w:p>
+        </w:tc>
+        <w:tc>
+          <w:tcPr>
+            <w:tcW w:w="0" w:type="auto"/>
+            <w:tcBorders>
+              <w:top w:val="single" w:sz="2" w:space="0" w:color="auto"/>
+              <w:left w:val="single" w:sz="2" w:space="0" w:color="auto"/>
+              <w:bottom w:val="single" w:sz="6" w:space="0" w:color="auto"/>
+              <w:right w:val="single" w:sz="6" w:space="0" w:color="auto"/>
+            </w:tcBorders>
+            <w:tcMar>
+              <w:top w:w="137" w:type="dxa"/>
+              <w:left w:w="120" w:type="dxa"/>
+              <w:bottom w:w="137" w:type="dxa"/>
+              <w:right w:w="120" w:type="dxa"/>
+            </w:tcMar>
+            <w:vAlign w:val="bottom"/>
+            <w:hideMark/>
+          </w:tcPr>
+          <w:p>
+            <w:pPr>
+              <w:spacing w:after="0"/>
+              <w:jc w:val="center"/>
+              <w:rPr>
+                <w:rFonts w:ascii="Aptos" w:hAnsi="Aptos"/>
+              </w:rPr>
+            </w:pPr>
+            <w:r>
+              <w:rPr>
+                <w:rFonts w:ascii="Aptos" w:hAnsi="Aptos"/>
+              </w:rPr>
+              <w:t>Spread/variability</w:t>
+            </w:r>
+          </w:p>
+        </w:tc>
+        <w:tc>
+          <w:tcPr>
+            <w:tcW w:w="0" w:type="auto"/>
+            <w:tcBorders>
+              <w:top w:val="single" w:sz="2" w:space="0" w:color="auto"/>
+              <w:left w:val="single" w:sz="2" w:space="0" w:color="auto"/>
+              <w:bottom w:val="single" w:sz="6" w:space="0" w:color="auto"/>
+              <w:right w:val="single" w:sz="6" w:space="0" w:color="auto"/>
+            </w:tcBorders>
+            <w:tcMar>
+              <w:top w:w="137" w:type="dxa"/>
+              <w:left w:w="120" w:type="dxa"/>
+              <w:bottom w:w="137" w:type="dxa"/>
+              <w:right w:w="120" w:type="dxa"/>
+            </w:tcMar>
+            <w:vAlign w:val="bottom"/>
+            <w:hideMark/>
+          </w:tcPr>
+          <w:p>
+            <w:pPr>
+              <w:spacing w:after="0"/>
+              <w:jc w:val="center"/>
+              <w:rPr>
+                <w:rFonts w:ascii="Aptos" w:hAnsi="Aptos"/>
+              </w:rPr>
+            </w:pPr>
+            <w:r>
+              <w:rPr>
+                <w:rFonts w:ascii="Aptos" w:hAnsi="Aptos"/>
+              </w:rPr>
+              <w:t>Partial</w:t>
+            </w:r>
+          </w:p>
+        </w:tc>
+        <w:tc>
+          <w:tcPr>
+            <w:tcW w:w="0" w:type="auto"/>
+            <w:tcBorders>
+              <w:top w:val="single" w:sz="2" w:space="0" w:color="auto"/>
+              <w:left w:val="single" w:sz="2" w:space="0" w:color="auto"/>
+              <w:bottom w:val="single" w:sz="6" w:space="0" w:color="auto"/>
+              <w:right w:val="single" w:sz="6" w:space="0" w:color="auto"/>
+            </w:tcBorders>
+            <w:tcMar>
+              <w:top w:w="137" w:type="dxa"/>
+              <w:left w:w="120" w:type="dxa"/>
+              <w:bottom w:w="137" w:type="dxa"/>
+              <w:right w:w="120" w:type="dxa"/>
+            </w:tcMar>
+            <w:vAlign w:val="bottom"/>
+            <w:hideMark/>
+          </w:tcPr>
+          <w:p>
+            <w:pPr>
+              <w:spacing w:after="0"/>
+              <w:jc w:val="center"/>
+              <w:rPr>
+                <w:rFonts w:ascii="Aptos" w:hAnsi="Aptos"/>
+              </w:rPr>
+            </w:pPr>
+            <w:r>
+              <w:rPr>
+                <w:rFonts w:ascii="Aptos" w:hAnsi="Aptos"/>
+              </w:rPr>
+              <w:t>Averages spread, misses tail extremes</w:t>
+            </w:r>
+          </w:p>
+        </w:tc>
+      </w:tr>
+      <w:tr>
+        <w:trPr>
+          <w:trHeight w:val="307"/>
+          <w:tblCellSpacing w:w="15" w:type="dxa"/>
+        </w:trPr>
+        <w:tc>
+          <w:tcPr>
+            <w:tcW w:w="0" w:type="auto"/>
+            <w:tcBorders>
+              <w:top w:val="single" w:sz="2" w:space="0" w:color="auto"/>
+              <w:left w:val="single" w:sz="2" w:space="0" w:color="auto"/>
+              <w:bottom w:val="single" w:sz="6" w:space="0" w:color="auto"/>
+              <w:right w:val="single" w:sz="6" w:space="0" w:color="auto"/>
+            </w:tcBorders>
+            <w:tcMar>
+              <w:top w:w="137" w:type="dxa"/>
+              <w:left w:w="120" w:type="dxa"/>
+              <w:bottom w:w="137" w:type="dxa"/>
+              <w:right w:w="120" w:type="dxa"/>
+            </w:tcMar>
+            <w:vAlign w:val="bottom"/>
+            <w:hideMark/>
+          </w:tcPr>
+          <w:p>
+            <w:pPr>
+              <w:spacing w:after="0"/>
+              <w:jc w:val="center"/>
+              <w:rPr>
+                <w:rFonts w:ascii="Aptos" w:hAnsi="Aptos"/>
+              </w:rPr>
+            </w:pPr>
+            <w:r>
+              <w:rPr>
+                <w:rFonts w:ascii="Aptos" w:hAnsi="Aptos"/>
+              </w:rPr>
+              <w:t>Skewness</w:t>
+            </w:r>
+          </w:p>
+        </w:tc>
+        <w:tc>
+          <w:tcPr>
+            <w:tcW w:w="0" w:type="auto"/>
+            <w:tcBorders>
+              <w:top w:val="single" w:sz="2" w:space="0" w:color="auto"/>
+              <w:left w:val="single" w:sz="2" w:space="0" w:color="auto"/>
+              <w:bottom w:val="single" w:sz="6" w:space="0" w:color="auto"/>
+              <w:right w:val="single" w:sz="6" w:space="0" w:color="auto"/>
+            </w:tcBorders>
+            <w:tcMar>
+              <w:top w:w="137" w:type="dxa"/>
+              <w:left w:w="120" w:type="dxa"/>
+              <w:bottom w:w="137" w:type="dxa"/>
+              <w:right w:w="120" w:type="dxa"/>
+            </w:tcMar>
+            <w:vAlign w:val="bottom"/>
+            <w:hideMark/>
+          </w:tcPr>
+          <w:p>
+            <w:pPr>
+              <w:spacing w:after="0"/>
+              <w:jc w:val="center"/>
+              <w:rPr>
+                <w:rFonts w:ascii="Aptos" w:hAnsi="Aptos"/>
+              </w:rPr>
+            </w:pPr>
+            <w:r>
+              <w:rPr>
+                <w:rFonts w:ascii="Aptos" w:hAnsi="Aptos"/>
+              </w:rPr>
+              <w:t>Asymmetry direction</w:t>
+            </w:r>
+          </w:p>
+        </w:tc>
+        <w:tc>
+          <w:tcPr>
+            <w:tcW w:w="0" w:type="auto"/>
+            <w:tcBorders>
+              <w:top w:val="single" w:sz="2" w:space="0" w:color="auto"/>
+              <w:left w:val="single" w:sz="2" w:space="0" w:color="auto"/>
+              <w:bottom w:val="single" w:sz="6" w:space="0" w:color="auto"/>
+              <w:right w:val="single" w:sz="6" w:space="0" w:color="auto"/>
+            </w:tcBorders>
+            <w:tcMar>
+              <w:top w:w="137" w:type="dxa"/>
+              <w:left w:w="120" w:type="dxa"/>
+              <w:bottom w:w="137" w:type="dxa"/>
+              <w:right w:w="120" w:type="dxa"/>
+            </w:tcMar>
+            <w:vAlign w:val="bottom"/>
+            <w:hideMark/>
+          </w:tcPr>
+          <w:p>
+            <w:pPr>
+              <w:spacing w:after="0"/>
+              <w:jc w:val="center"/>
+              <w:rPr>
+                <w:rFonts w:ascii="Aptos" w:hAnsi="Aptos"/>
+              </w:rPr>
+            </w:pPr>
+            <w:r>
+              <w:rPr>
+                <w:rFonts w:ascii="Aptos" w:hAnsi="Aptos"/>
+              </w:rPr>
+              <w:t>Partial</w:t>
+            </w:r>
+          </w:p>
+        </w:tc>
+        <w:tc>
+          <w:tcPr>
+            <w:tcW w:w="0" w:type="auto"/>
+            <w:tcBorders>
+              <w:top w:val="single" w:sz="2" w:space="0" w:color="auto"/>
+              <w:left w:val="single" w:sz="2" w:space="0" w:color="auto"/>
+              <w:bottom w:val="single" w:sz="6" w:space="0" w:color="auto"/>
+              <w:right w:val="single" w:sz="6" w:space="0" w:color="auto"/>
+            </w:tcBorders>
+            <w:tcMar>
+              <w:top w:w="137" w:type="dxa"/>
+              <w:left w:w="120" w:type="dxa"/>
+              <w:bottom w:w="137" w:type="dxa"/>
+              <w:right w:w="120" w:type="dxa"/>
+            </w:tcMar>
+            <w:vAlign w:val="bottom"/>
+            <w:hideMark/>
+          </w:tcPr>
+          <w:p>
+            <w:pPr>
+              <w:spacing w:after="0"/>
+              <w:jc w:val="center"/>
+              <w:rPr>
+                <w:rFonts w:ascii="Aptos" w:hAnsi="Aptos"/>
+              </w:rPr>
+            </w:pPr>
+            <w:r>
+              <w:rPr>
+                <w:rFonts w:ascii="Aptos" w:hAnsi="Aptos"/>
+              </w:rPr>
+              <w:t>Detects lopsidedness, not tail weight</w:t>
+            </w:r>
+          </w:p>
+        </w:tc>
+      </w:tr>
+      <w:tr>
+        <w:trPr>
+          <w:trHeight w:val="293"/>
+          <w:tblCellSpacing w:w="15" w:type="dxa"/>
+        </w:trPr>
+        <w:tc>
+          <w:tcPr>
+            <w:tcW w:w="0" w:type="auto"/>
+            <w:tcBorders>
+              <w:top w:val="single" w:sz="2" w:space="0" w:color="auto"/>
+              <w:left w:val="single" w:sz="2" w:space="0" w:color="auto"/>
+              <w:bottom w:val="single" w:sz="6" w:space="0" w:color="auto"/>
+              <w:right w:val="single" w:sz="6" w:space="0" w:color="auto"/>
+            </w:tcBorders>
+            <w:tcMar>
+              <w:top w:w="137" w:type="dxa"/>
+              <w:left w:w="120" w:type="dxa"/>
+              <w:bottom w:w="137" w:type="dxa"/>
+              <w:right w:w="120" w:type="dxa"/>
+            </w:tcMar>
+            <w:vAlign w:val="bottom"/>
+            <w:hideMark/>
+          </w:tcPr>
+          <w:p>
+            <w:pPr>
+              <w:spacing w:after="0"/>
+              <w:jc w:val="center"/>
+              <w:rPr>
+                <w:rFonts w:ascii="Aptos" w:hAnsi="Aptos"/>
+              </w:rPr>
+            </w:pPr>
+            <w:r>
+              <w:rPr>
+                <w:rFonts w:ascii="Aptos" w:hAnsi="Aptos"/>
+              </w:rPr>
+              <w:t>Kurtosis</w:t>
+            </w:r>
+          </w:p>
+        </w:tc>
+        <w:tc>
+          <w:tcPr>
+            <w:tcW w:w="0" w:type="auto"/>
+            <w:tcBorders>
+              <w:top w:val="single" w:sz="2" w:space="0" w:color="auto"/>
+              <w:left w:val="single" w:sz="2" w:space="0" w:color="auto"/>
+              <w:bottom w:val="single" w:sz="6" w:space="0" w:color="auto"/>
+              <w:right w:val="single" w:sz="6" w:space="0" w:color="auto"/>
+            </w:tcBorders>
+            <w:tcMar>
+              <w:top w:w="137" w:type="dxa"/>
+              <w:left w:w="120" w:type="dxa"/>
+              <w:bottom w:w="137" w:type="dxa"/>
+              <w:right w:w="120" w:type="dxa"/>
+            </w:tcMar>
+            <w:vAlign w:val="bottom"/>
+            <w:hideMark/>
+          </w:tcPr>
+          <w:p>
+            <w:pPr>
+              <w:spacing w:after="0"/>
+              <w:jc w:val="center"/>
+              <w:rPr>
+                <w:rFonts w:ascii="Aptos" w:hAnsi="Aptos"/>
+              </w:rPr>
+            </w:pPr>
+            <w:r>
+              <w:rPr>
+                <w:rFonts w:ascii="Aptos" w:hAnsi="Aptos"/>
+              </w:rPr>
+              <w:t>Tail heaviness/outliers</w:t>
+            </w:r>
+          </w:p>
+        </w:tc>
+        <w:tc>
+          <w:tcPr>
+            <w:tcW w:w="0" w:type="auto"/>
+            <w:tcBorders>
+              <w:top w:val="single" w:sz="2" w:space="0" w:color="auto"/>
+              <w:left w:val="single" w:sz="2" w:space="0" w:color="auto"/>
+              <w:bottom w:val="single" w:sz="6" w:space="0" w:color="auto"/>
+              <w:right w:val="single" w:sz="6" w:space="0" w:color="auto"/>
+            </w:tcBorders>
+            <w:tcMar>
+              <w:top w:w="137" w:type="dxa"/>
+              <w:left w:w="120" w:type="dxa"/>
+              <w:bottom w:w="137" w:type="dxa"/>
+              <w:right w:w="120" w:type="dxa"/>
+            </w:tcMar>
+            <w:vAlign w:val="bottom"/>
+            <w:hideMark/>
+          </w:tcPr>
+          <w:p>
+            <w:pPr>
+              <w:spacing w:after="0"/>
+              <w:jc w:val="center"/>
+              <w:rPr>
+                <w:rFonts w:ascii="Aptos" w:hAnsi="Aptos"/>
+              </w:rPr>
+            </w:pPr>
+            <w:r>
+              <w:rPr>
+                <w:rFonts w:ascii="Aptos" w:hAnsi="Aptos"/>
+              </w:rPr>
+              <w:t>Yes</w:t>
+            </w:r>
+          </w:p>
+        </w:tc>
+        <w:tc>
+          <w:tcPr>
+            <w:tcW w:w="0" w:type="auto"/>
+            <w:tcBorders>
+              <w:top w:val="single" w:sz="2" w:space="0" w:color="auto"/>
+              <w:left w:val="single" w:sz="2" w:space="0" w:color="auto"/>
+              <w:bottom w:val="single" w:sz="6" w:space="0" w:color="auto"/>
+              <w:right w:val="single" w:sz="6" w:space="0" w:color="auto"/>
+            </w:tcBorders>
+            <w:tcMar>
+              <w:top w:w="137" w:type="dxa"/>
+              <w:left w:w="120" w:type="dxa"/>
+              <w:bottom w:w="137" w:type="dxa"/>
+              <w:right w:w="120" w:type="dxa"/>
+            </w:tcMar>
+            <w:vAlign w:val="bottom"/>
+            <w:hideMark/>
+          </w:tcPr>
+          <w:p>
+            <w:pPr>
+              <w:spacing w:after="0"/>
+              <w:jc w:val="center"/>
+              <w:rPr>
+                <w:rFonts w:ascii="Aptos" w:hAnsi="Aptos"/>
+              </w:rPr>
+            </w:pPr>
+            <w:r>
+              <w:rPr>
+                <w:rFonts w:ascii="Aptos" w:hAnsi="Aptos"/>
+              </w:rPr>
+              <w:t>Reveals outlier frequency/risk </w:t>
+            </w:r>
+            <w:r>
+              <w:rPr>
+                <w:rFonts w:ascii="Arial" w:hAnsi="Arial" w:cs="Arial"/>
+              </w:rPr>
+              <w:t>​</w:t>
+            </w:r>
+          </w:p>
+        </w:tc>
+      </w:tr>
+    </w:tbl>
+    <w:p>
+      <w:pPr>
+        <w:spacing w:after="0"/>
+        <w:jc w:val="both"/>
+        <w:rPr>
+          <w:lang w:val="en-US"/>
+        </w:rPr>
+      </w:pPr>
+    </w:p>
+    <w:p>
+      <w:pPr>
+        <w:spacing w:after="0"/>
+        <w:jc w:val="both"/>
         <w:rPr>
           <w:lang w:val="en-US"/>
         </w:rPr>
@@ -1395,6 +2796,7 @@
         <w:rPr>
           <w:lang w:val="en-US"/>
         </w:rPr>
+        <w:lastRenderedPageBreak/>
         <w:t>It’s not like each distribution/</w:t>
       </w:r>
       <w:r>
@@ -1473,7 +2875,6 @@
         <w:rPr>
           <w:lang w:val="en-US"/>
         </w:rPr>
-        <w:lastRenderedPageBreak/>
         <w:t xml:space="preserve">Each distribution has different value of the kurtosis, for normal distribution this value is 3. Reason is rooted in the mathematics of it. </w:t>
       </w:r>
     </w:p>
@@ -1758,6 +3159,7 @@
     </w:p>
     <w:p>
       <w:pPr>
+        <w:spacing w:after="40"/>
         <w:jc w:val="both"/>
         <w:rPr>
           <w:b/>
@@ -1979,6 +3381,7 @@
         <w:rPr>
           <w:lang w:val="en-US"/>
         </w:rPr>
+        <w:lastRenderedPageBreak/>
         <w:t>Properties of the CLT, mean of the distribution of the samples means is the equal to the mean of the population, whereas the SD of the sample means is SD (population)/sample size. (not the number of samples).</w:t>
       </w:r>
     </w:p>
@@ -1993,7 +3396,6 @@
         <w:rPr>
           <w:lang w:val="en-US"/>
         </w:rPr>
-        <w:lastRenderedPageBreak/>
         <w:t xml:space="preserve">Basically, now we have two distribution one is population distribution and other one is sample means/sums distribution the mean is same for both (i.e. mean of the sample means is equal to the population mean) and SD for the sample distribution is population SD/ sample size. </w:t>
       </w:r>
     </w:p>
@@ -2008,7 +3410,19 @@
         <w:rPr>
           <w:lang w:val="en-US"/>
         </w:rPr>
-        <w:t>This is the property use in population parameter estimation</w:t>
+        <w:t>This is the proper</w:t>
+      </w:r>
+      <w:r>
+        <w:rPr>
+          <w:lang w:val="en-US"/>
+        </w:rPr>
+        <w:t>l</w:t>
+      </w:r>
+      <w:r>
+        <w:rPr>
+          <w:lang w:val="en-US"/>
+        </w:rPr>
+        <w:t>y use in population parameter estimation</w:t>
       </w:r>
       <w:r>
         <w:rPr>
@@ -2164,16 +3578,6 @@
         </w:rPr>
         <w:t xml:space="preserve"> when population SD is known, else it is samples SD, for multi sample test the SE is calculated accordingly with certain of aggregation. </w:t>
       </w:r>
-    </w:p>
-    <w:p>
-      <w:pPr>
-        <w:jc w:val="both"/>
-        <w:rPr>
-          <w:b/>
-          <w:bCs/>
-          <w:lang w:val="en-US"/>
-        </w:rPr>
-      </w:pPr>
     </w:p>
     <w:p>
       <w:pPr>
@@ -2282,6 +3686,7 @@
         <w:jc w:val="both"/>
       </w:pPr>
       <w:r>
+        <w:lastRenderedPageBreak/>
         <w:t xml:space="preserve">We know the sampling distribution follows the normal distribution, and we have single sample mean i.e. a single datapoint form this normal distribution of the sample means if there were multiple samples drawn obviously. </w:t>
       </w:r>
     </w:p>
@@ -2295,7 +3700,6 @@
         <w:jc w:val="both"/>
       </w:pPr>
       <w:r>
-        <w:lastRenderedPageBreak/>
         <w:t xml:space="preserve">Now from this single datapoint of the normal distribution whose mean is equal to population mean and SD is SD of the population / root of sample is size, we need to estimate the mean given the sample size and SD of the population. </w:t>
       </w:r>
     </w:p>
@@ -2529,6 +3933,7 @@
           <w:b/>
           <w:bCs/>
         </w:rPr>
+        <w:lastRenderedPageBreak/>
         <w:t>Student’s t distribution</w:t>
       </w:r>
       <w:r>
@@ -2541,11 +3946,7 @@
         <w:t xml:space="preserve"> and sample size is small. </w:t>
       </w:r>
       <w:r>
-        <w:t xml:space="preserve">Students-t distribution is constructed as distribution of the </w:t>
-      </w:r>
-      <w:r>
-        <w:lastRenderedPageBreak/>
-        <w:t>sample means of the samples when the SD of the population is not known. It is the pdf of the t-statistics for DOF.</w:t>
+        <w:t>Students-t distribution is constructed as distribution of the sample means of the samples when the SD of the population is not known. It is the pdf of the t-statistics for DOF.</w:t>
       </w:r>
     </w:p>
     <w:p>
@@ -2905,7 +4306,11 @@
         <w:t xml:space="preserve"> usually the alternate hypothesis and null hypothesis are kind of complementary to each other, </w:t>
       </w:r>
       <w:r>
-        <w:t>they are fully complementary sometimes, but not all the time. Wherever they are totally complementary then in that case only one is required</w:t>
+        <w:t xml:space="preserve">they are fully complementary sometimes, but not </w:t>
+      </w:r>
+      <w:r>
+        <w:lastRenderedPageBreak/>
+        <w:t>all the time. Wherever they are totally complementary then in that case only one is required</w:t>
       </w:r>
       <w:r>
         <w:t xml:space="preserve">. </w:t>
@@ -2943,7 +4348,6 @@
         </w:rPr>
       </w:pPr>
       <w:r>
-        <w:lastRenderedPageBreak/>
         <w:t>Certainly! Here’s your paragraph, revised for clarity and accuracy:</w:t>
       </w:r>
     </w:p>
@@ -3106,6 +4510,7 @@
           <w:b/>
           <w:bCs/>
         </w:rPr>
+        <w:lastRenderedPageBreak/>
         <w:t>Null hypothesis (H₀):</w:t>
       </w:r>
       <w:r>
@@ -3136,7 +4541,6 @@
         <w:jc w:val="both"/>
       </w:pPr>
       <w:r>
-        <w:lastRenderedPageBreak/>
         <w:t>A t-test is used to compare the average claims of the two groups. If the p-value is below the significance threshold (e.g., 0.05), the insurer concludes that smokers have higher claims</w:t>
       </w:r>
     </w:p>
@@ -3212,7 +4616,15 @@
         <w:t>error,</w:t>
       </w:r>
       <w:r>
-        <w:t xml:space="preserve"> it mainly represent the missed opportunity</w:t>
+        <w:t xml:space="preserve"> it mainly </w:t>
+      </w:r>
+      <w:proofErr w:type="gramStart"/>
+      <w:r>
+        <w:t>represent</w:t>
+      </w:r>
+      <w:proofErr w:type="gramEnd"/>
+      <w:r>
+        <w:t xml:space="preserve"> the missed opportunity</w:t>
       </w:r>
       <w:r>
         <w:t xml:space="preserve">, but this is very specific the problem </w:t>
@@ -3227,7 +4639,15 @@
         <w:jc w:val="both"/>
       </w:pPr>
       <w:r>
-        <w:t>case where accepting the wrong alternate is highly costly then  type 1 is more detrimental and where accepting the wrong is null is more costly then type 2 is more severe and detrimental</w:t>
+        <w:t xml:space="preserve">case where accepting the wrong alternate is highly costly </w:t>
+      </w:r>
+      <w:proofErr w:type="gramStart"/>
+      <w:r>
+        <w:t>then  type</w:t>
+      </w:r>
+      <w:proofErr w:type="gramEnd"/>
+      <w:r>
+        <w:t xml:space="preserve"> 1 is more detrimental and where accepting the wrong is null is more costly then type 2 is more severe and detrimental</w:t>
       </w:r>
       <w:r>
         <w:t xml:space="preserve">. </w:t>
@@ -3384,7 +4804,6 @@
           <w:b/>
           <w:bCs/>
         </w:rPr>
-        <w:lastRenderedPageBreak/>
         <w:t>T</w:t>
       </w:r>
       <w:r>
@@ -3852,6 +5271,7 @@
         <w:jc w:val="both"/>
       </w:pPr>
       <w:r>
+        <w:lastRenderedPageBreak/>
         <w:t>For a two-tailed test at α = 0.05, the critical z-values are ±1.9</w:t>
       </w:r>
     </w:p>
@@ -3900,7 +5320,6 @@
           <w:b/>
           <w:bCs/>
         </w:rPr>
-        <w:lastRenderedPageBreak/>
         <w:t>Draw a Conclusion:</w:t>
       </w:r>
     </w:p>
@@ -4215,7 +5634,11 @@
         <w:t xml:space="preserve">e.g. 2. </w:t>
       </w:r>
       <w:r>
-        <w:t>An insurance company historically processes claims at an average cost of $60, but with rising expenses, they want to test if this has changed. They sample 20 recent claims, finding a mean cost of $65 and a standard deviation of $8. Using a one-sample t-test, they calculate a t-value of approximately 2.80 (t=65−608/20</w:t>
+        <w:t xml:space="preserve">An insurance company historically processes claims at an average cost of $60, </w:t>
+      </w:r>
+      <w:r>
+        <w:lastRenderedPageBreak/>
+        <w:t>but with rising expenses, they want to test if this has changed. They sample 20 recent claims, finding a mean cost of $65 and a standard deviation of $8. Using a one-sample t-test, they calculate a t-value of approximately 2.80 (t=65−608/20</w:t>
       </w:r>
       <w:r>
         <w:rPr>
@@ -4225,11 +5648,7 @@
         <w:t>t</w:t>
       </w:r>
       <w:r>
-        <w:t xml:space="preserve">=8/2065−60), which exceeds the critical value of 2.093 for 19 degrees of freedom at a 0.05 significance level. </w:t>
-      </w:r>
-      <w:r>
-        <w:lastRenderedPageBreak/>
-        <w:t>This result leads them to reject the null hypothesis and conclude that the average claim processing cost has significantly increased from $60.</w:t>
+        <w:t>=8/2065−60), which exceeds the critical value of 2.093 for 19 degrees of freedom at a 0.05 significance level. This result leads them to reject the null hypothesis and conclude that the average claim processing cost has significantly increased from $60.</w:t>
       </w:r>
     </w:p>
     <w:p>
@@ -4318,6 +5737,7 @@
     </w:p>
     <w:p>
       <w:proofErr w:type="spellStart"/>
+      <w:proofErr w:type="gramStart"/>
       <w:r>
         <w:rPr>
           <w:i/>
@@ -4350,6 +5770,7 @@
       <w:r>
         <w:t>=</w:t>
       </w:r>
+      <w:proofErr w:type="gramEnd"/>
       <w:r>
         <w:rPr>
           <w:i/>
@@ -4546,6 +5967,7 @@
         <w:jc w:val="both"/>
       </w:pPr>
       <w:r>
+        <w:lastRenderedPageBreak/>
         <w:t xml:space="preserve">t-stat is calculated in similar manner just the difference is how is </w:t>
       </w:r>
       <w:proofErr w:type="spellStart"/>
@@ -4575,7 +5997,6 @@
         <w:rPr>
           <w:noProof/>
         </w:rPr>
-        <w:lastRenderedPageBreak/>
         <w:drawing>
           <wp:inline distT="0" distB="0" distL="0" distR="0" wp14:anchorId="18B9AC81" wp14:editId="261B9187">
             <wp:extent cx="3867150" cy="1057275"/>
@@ -4871,6 +6292,7 @@
         <w:jc w:val="both"/>
       </w:pPr>
       <w:r>
+        <w:lastRenderedPageBreak/>
         <w:t xml:space="preserve">e.g. </w:t>
       </w:r>
       <w:r>
@@ -4880,26 +6302,12 @@
     <w:p>
       <w:pPr>
         <w:jc w:val="both"/>
-        <w:rPr>
-          <w:b/>
-          <w:bCs/>
-        </w:rPr>
-      </w:pPr>
-    </w:p>
-    <w:p>
-      <w:pPr>
-        <w:jc w:val="both"/>
-        <w:rPr>
-          <w:b/>
-          <w:bCs/>
-        </w:rPr>
-      </w:pPr>
-      <w:r>
-        <w:rPr>
-          <w:b/>
-          <w:bCs/>
-        </w:rPr>
-        <w:lastRenderedPageBreak/>
+      </w:pPr>
+      <w:r>
+        <w:rPr>
+          <w:b/>
+          <w:bCs/>
+        </w:rPr>
         <w:t>paired sample t – test:</w:t>
       </w:r>
     </w:p>
@@ -5167,29 +6575,29 @@
         <w:jc w:val="both"/>
       </w:pPr>
       <w:r>
-        <w:t xml:space="preserve">and this is how we get the normal sample stat, which is follows chi square distribution, cause this sample stat is calculated by squaring the independent random variables (categories value in actual test) which are from the standard normal distribution and how this one value which is squared is standard normal distribution is explained above. </w:t>
-      </w:r>
-    </w:p>
-    <w:p>
-      <w:pPr>
-        <w:tabs>
-          <w:tab w:val="left" w:pos="1725"/>
-        </w:tabs>
-        <w:spacing w:line="240" w:lineRule="auto"/>
-        <w:jc w:val="both"/>
-      </w:pPr>
-      <w:r>
-        <w:t xml:space="preserve">and this is how we get the normal sample </w:t>
-      </w:r>
-      <w:r>
-        <w:t>stat,</w:t>
-      </w:r>
-      <w:r>
-        <w:t xml:space="preserve"> which is follows chi square distribution, cause this sample stat is calculated by squaring the independent random variables </w:t>
+        <w:t xml:space="preserve">and this is how we get the normal sample stat, which is follows chi square distribution, cause this sample stat is calculated by squaring the independent random variables </w:t>
       </w:r>
       <w:r>
         <w:lastRenderedPageBreak/>
         <w:t xml:space="preserve">(categories value in actual test) which are from the standard normal distribution and how this one value which is squared is standard normal distribution is explained above. </w:t>
+      </w:r>
+    </w:p>
+    <w:p>
+      <w:pPr>
+        <w:tabs>
+          <w:tab w:val="left" w:pos="1725"/>
+        </w:tabs>
+        <w:spacing w:line="240" w:lineRule="auto"/>
+        <w:jc w:val="both"/>
+      </w:pPr>
+      <w:r>
+        <w:t xml:space="preserve">and this is how we get the normal sample </w:t>
+      </w:r>
+      <w:r>
+        <w:t>stat,</w:t>
+      </w:r>
+      <w:r>
+        <w:t xml:space="preserve"> which is follows chi square distribution, cause this sample stat is calculated by squaring the independent random variables (categories value in actual test) which are from the standard normal distribution and how this one value which is squared is standard normal distribution is explained above. </w:t>
       </w:r>
     </w:p>
     <w:p>
@@ -5617,15 +7025,8 @@
           <w:rFonts w:ascii="Segoe UI" w:eastAsia="Times New Roman" w:hAnsi="Segoe UI"/>
           <w:lang w:eastAsia="en-IN"/>
         </w:rPr>
-        <w:t xml:space="preserve">An insurer expects that, based on historical data, 20% of claims will be low severity, 30% moderate, and 50% high severity. After a year, the actual observed proportions are different. The chi-square goodness of fit test can be used to check if these observed </w:t>
-      </w:r>
-      <w:r>
-        <w:rPr>
-          <w:rFonts w:ascii="Segoe UI" w:eastAsia="Times New Roman" w:hAnsi="Segoe UI"/>
-          <w:lang w:eastAsia="en-IN"/>
-        </w:rPr>
         <w:lastRenderedPageBreak/>
-        <w:t xml:space="preserve">frequencies significantly diverge from expectations. If so, it may indicate a </w:t>
+        <w:t xml:space="preserve">An insurer expects that, based on historical data, 20% of claims will be low severity, 30% moderate, and 50% high severity. After a year, the actual observed proportions are different. The chi-square goodness of fit test can be used to check if these observed frequencies significantly diverge from expectations. If so, it may indicate a </w:t>
       </w:r>
       <w:r>
         <w:rPr>
@@ -5952,6 +7353,7 @@
           <w:lang w:eastAsia="en-IN"/>
           <w14:ligatures w14:val="none"/>
         </w:rPr>
+        <w:lastRenderedPageBreak/>
         <w:t>R</w:t>
       </w:r>
       <w:r>
@@ -5987,7 +7389,6 @@
           <w:lang w:eastAsia="en-IN"/>
           <w14:ligatures w14:val="none"/>
         </w:rPr>
-        <w:lastRenderedPageBreak/>
         <w:t>What do mean by variance estimate in this case, variance estimates meaning the variance of the sample from to which is this chi square random variable corresponds to</w:t>
       </w:r>
       <w:r>
@@ -6350,7 +7751,15 @@
         <w:t>A</w:t>
       </w:r>
       <w:r>
-        <w:t>nova is (SSB/ ) /</w:t>
+        <w:t>nova is (SSB</w:t>
+      </w:r>
+      <w:proofErr w:type="gramStart"/>
+      <w:r>
+        <w:t>/ )</w:t>
+      </w:r>
+      <w:proofErr w:type="gramEnd"/>
+      <w:r>
+        <w:t xml:space="preserve"> /</w:t>
       </w:r>
       <w:r>
         <w:t>DF</w:t>
@@ -6401,14 +7810,11 @@
         <w:jc w:val="both"/>
       </w:pPr>
       <w:r>
+        <w:lastRenderedPageBreak/>
         <w:t xml:space="preserve">The intuition of the SSB is how far away the individual mean lies compared to the population mean, if these individual means are close to population meaning these itself </w:t>
       </w:r>
       <w:r>
-        <w:t xml:space="preserve">would be away from each other.  larger SSB suggests that the group means are more </w:t>
-      </w:r>
-      <w:r>
-        <w:lastRenderedPageBreak/>
-        <w:t>spread out from the grand mean, indicating potential significant differences among groups. Whereas SSW indicates the variability within each group, indicating the spread of each groups data. if the variance within a group is low, the mean of that group is generally a more reliable and representative estimate of the group's true value.</w:t>
+        <w:t>would be away from each other.  larger SSB suggests that the group means are more spread out from the grand mean, indicating potential significant differences among groups. Whereas SSW indicates the variability within each group, indicating the spread of each groups data. if the variance within a group is low, the mean of that group is generally a more reliable and representative estimate of the group's true value.</w:t>
       </w:r>
     </w:p>
     <w:p>
@@ -6880,6 +8286,7 @@
           <w:lang w:eastAsia="en-IN"/>
           <w14:ligatures w14:val="none"/>
         </w:rPr>
+        <w:lastRenderedPageBreak/>
         <w:t xml:space="preserve">Kolmogorov </w:t>
       </w:r>
       <w:r>
@@ -7250,7 +8657,7 @@
 </file>
 
 <file path=word/numbering.xml><?xml version="1.0" encoding="utf-8"?>
-<w:numbering xmlns:wpc="http://schemas.microsoft.com/office/word/2010/wordprocessingCanvas" xmlns:cx="http://schemas.microsoft.com/office/drawing/2014/chartex" xmlns:cx1="http://schemas.microsoft.com/office/drawing/2015/9/8/chartex" xmlns:cx2="http://schemas.microsoft.com/office/drawing/2015/10/21/chartex" xmlns:cx3="http://schemas.microsoft.com/office/drawing/2016/5/9/chartex" xmlns:cx4="http://schemas.microsoft.com/office/drawing/2016/5/10/chartex" xmlns:cx5="http://schemas.microsoft.com/office/drawing/2016/5/11/chartex" xmlns:cx6="http://schemas.microsoft.com/office/drawing/2016/5/12/chartex" xmlns:cx7="http://schemas.microsoft.com/office/drawing/2016/5/13/chartex" xmlns:cx8="http://schemas.microsoft.com/office/drawing/2016/5/14/chartex" xmlns:mc="http://schemas.openxmlformats.org/markup-compatibility/2006" xmlns:aink="http://schemas.microsoft.com/office/drawing/2016/ink" xmlns:am3d="http://schemas.microsoft.com/office/drawing/2017/model3d" xmlns:o="urn:schemas-microsoft-com:office:office" xmlns:oel="http://schemas.microsoft.com/office/2019/extlst" xmlns:r="http://schemas.openxmlformats.org/officeDocument/2006/relationships" xmlns:m="http://schemas.openxmlformats.org/officeDocument/2006/math" xmlns:v="urn:schemas-microsoft-com:vml" xmlns:wp14="http://schemas.microsoft.com/office/word/2010/wordprocessingDrawing" xmlns:wp="http://schemas.openxmlformats.org/drawingml/2006/wordprocessingDrawing" xmlns:w10="urn:schemas-microsoft-com:office:word" xmlns:w="http://schemas.openxmlformats.org/wordprocessingml/2006/main" xmlns:w14="http://schemas.microsoft.com/office/word/2010/wordml" xmlns:w15="http://schemas.microsoft.com/office/word/2012/wordml" xmlns:w16cex="http://schemas.microsoft.com/office/word/2018/wordml/cex" xmlns:w16cid="http://schemas.microsoft.com/office/word/2016/wordml/cid" xmlns:w16="http://schemas.microsoft.com/office/word/2018/wordml" xmlns:w16sdtdh="http://schemas.microsoft.com/office/word/2020/wordml/sdtdatahash" xmlns:w16se="http://schemas.microsoft.com/office/word/2015/wordml/symex" xmlns:wpg="http://schemas.microsoft.com/office/word/2010/wordprocessingGroup" xmlns:wpi="http://schemas.microsoft.com/office/word/2010/wordprocessingInk" xmlns:wne="http://schemas.microsoft.com/office/word/2006/wordml" xmlns:wps="http://schemas.microsoft.com/office/word/2010/wordprocessingShape" mc:Ignorable="w14 w15 w16se w16cid w16 w16cex w16sdtdh wp14">
+<w:numbering xmlns:wpc="http://schemas.microsoft.com/office/word/2010/wordprocessingCanvas" xmlns:cx="http://schemas.microsoft.com/office/drawing/2014/chartex" xmlns:cx1="http://schemas.microsoft.com/office/drawing/2015/9/8/chartex" xmlns:cx2="http://schemas.microsoft.com/office/drawing/2015/10/21/chartex" xmlns:cx3="http://schemas.microsoft.com/office/drawing/2016/5/9/chartex" xmlns:cx4="http://schemas.microsoft.com/office/drawing/2016/5/10/chartex" xmlns:cx5="http://schemas.microsoft.com/office/drawing/2016/5/11/chartex" xmlns:cx6="http://schemas.microsoft.com/office/drawing/2016/5/12/chartex" xmlns:cx7="http://schemas.microsoft.com/office/drawing/2016/5/13/chartex" xmlns:cx8="http://schemas.microsoft.com/office/drawing/2016/5/14/chartex" xmlns:mc="http://schemas.openxmlformats.org/markup-compatibility/2006" xmlns:aink="http://schemas.microsoft.com/office/drawing/2016/ink" xmlns:am3d="http://schemas.microsoft.com/office/drawing/2017/model3d" xmlns:o="urn:schemas-microsoft-com:office:office" xmlns:oel="http://schemas.microsoft.com/office/2019/extlst" xmlns:r="http://schemas.openxmlformats.org/officeDocument/2006/relationships" xmlns:m="http://schemas.openxmlformats.org/officeDocument/2006/math" xmlns:v="urn:schemas-microsoft-com:vml" xmlns:wp14="http://schemas.microsoft.com/office/word/2010/wordprocessingDrawing" xmlns:wp="http://schemas.openxmlformats.org/drawingml/2006/wordprocessingDrawing" xmlns:w10="urn:schemas-microsoft-com:office:word" xmlns:w="http://schemas.openxmlformats.org/wordprocessingml/2006/main" xmlns:w14="http://schemas.microsoft.com/office/word/2010/wordml" xmlns:w15="http://schemas.microsoft.com/office/word/2012/wordml" xmlns:w16cex="http://schemas.microsoft.com/office/word/2018/wordml/cex" xmlns:w16cid="http://schemas.microsoft.com/office/word/2016/wordml/cid" xmlns:w16="http://schemas.microsoft.com/office/word/2018/wordml" xmlns:w16du="http://schemas.microsoft.com/office/word/2023/wordml/word16du" xmlns:w16sdtdh="http://schemas.microsoft.com/office/word/2020/wordml/sdtdatahash" xmlns:w16sdtfl="http://schemas.microsoft.com/office/word/2024/wordml/sdtformatlock" xmlns:w16se="http://schemas.microsoft.com/office/word/2015/wordml/symex" xmlns:wpg="http://schemas.microsoft.com/office/word/2010/wordprocessingGroup" xmlns:wpi="http://schemas.microsoft.com/office/word/2010/wordprocessingInk" xmlns:wne="http://schemas.microsoft.com/office/word/2006/wordml" xmlns:wps="http://schemas.microsoft.com/office/word/2010/wordprocessingShape" mc:Ignorable="w14 w15 w16se w16cid w16 w16cex w16sdtdh w16sdtfl w16du wp14">
   <w:abstractNum w:abstractNumId="0" w15:restartNumberingAfterBreak="0">
     <w:nsid w:val="1443712B"/>
     <w:multiLevelType w:val="hybridMultilevel"/>
@@ -8995,32 +10402,29 @@
   <w:abstractNum w:abstractNumId="13" w15:restartNumberingAfterBreak="0">
     <w:nsid w:val="3D3B4EDA"/>
     <w:multiLevelType w:val="multilevel"/>
-    <w:tmpl w:val="935E1B36"/>
+    <w:tmpl w:val="CF56D3B2"/>
     <w:lvl w:ilvl="0">
       <w:start w:val="1"/>
       <w:numFmt w:val="bullet"/>
-      <w:lvlText w:val=""/>
-      <w:lvlJc w:val="left"/>
-      <w:pPr>
-        <w:tabs>
-          <w:tab w:val="num" w:pos="720"/>
-        </w:tabs>
+      <w:suff w:val="space"/>
+      <w:lvlText w:val=""/>
+      <w:lvlJc w:val="left"/>
+      <w:pPr>
         <w:ind w:left="720" w:hanging="360"/>
       </w:pPr>
       <w:rPr>
         <w:rFonts w:ascii="Symbol" w:hAnsi="Symbol" w:hint="default"/>
-        <w:sz w:val="20"/>
+        <w:sz w:val="24"/>
+        <w:szCs w:val="32"/>
       </w:rPr>
     </w:lvl>
     <w:lvl w:ilvl="1">
       <w:start w:val="1"/>
       <w:numFmt w:val="bullet"/>
-      <w:lvlText w:val=""/>
-      <w:lvlJc w:val="left"/>
-      <w:pPr>
-        <w:tabs>
-          <w:tab w:val="num" w:pos="1440"/>
-        </w:tabs>
+      <w:suff w:val="space"/>
+      <w:lvlText w:val=""/>
+      <w:lvlJc w:val="left"/>
+      <w:pPr>
         <w:ind w:left="1440" w:hanging="360"/>
       </w:pPr>
       <w:rPr>
@@ -9028,7 +10432,7 @@
         <w:sz w:val="20"/>
       </w:rPr>
     </w:lvl>
-    <w:lvl w:ilvl="2" w:tentative="1">
+    <w:lvl w:ilvl="2">
       <w:start w:val="1"/>
       <w:numFmt w:val="bullet"/>
       <w:lvlText w:val=""/>
@@ -9044,7 +10448,7 @@
         <w:sz w:val="20"/>
       </w:rPr>
     </w:lvl>
-    <w:lvl w:ilvl="3" w:tentative="1">
+    <w:lvl w:ilvl="3">
       <w:start w:val="1"/>
       <w:numFmt w:val="bullet"/>
       <w:lvlText w:val=""/>
@@ -9060,7 +10464,7 @@
         <w:sz w:val="20"/>
       </w:rPr>
     </w:lvl>
-    <w:lvl w:ilvl="4" w:tentative="1">
+    <w:lvl w:ilvl="4">
       <w:start w:val="1"/>
       <w:numFmt w:val="bullet"/>
       <w:lvlText w:val=""/>
@@ -9076,7 +10480,7 @@
         <w:sz w:val="20"/>
       </w:rPr>
     </w:lvl>
-    <w:lvl w:ilvl="5" w:tentative="1">
+    <w:lvl w:ilvl="5">
       <w:start w:val="1"/>
       <w:numFmt w:val="bullet"/>
       <w:lvlText w:val=""/>
@@ -9092,7 +10496,7 @@
         <w:sz w:val="20"/>
       </w:rPr>
     </w:lvl>
-    <w:lvl w:ilvl="6" w:tentative="1">
+    <w:lvl w:ilvl="6">
       <w:start w:val="1"/>
       <w:numFmt w:val="bullet"/>
       <w:lvlText w:val=""/>
@@ -9108,7 +10512,7 @@
         <w:sz w:val="20"/>
       </w:rPr>
     </w:lvl>
-    <w:lvl w:ilvl="7" w:tentative="1">
+    <w:lvl w:ilvl="7">
       <w:start w:val="1"/>
       <w:numFmt w:val="bullet"/>
       <w:lvlText w:val=""/>
@@ -9124,7 +10528,7 @@
         <w:sz w:val="20"/>
       </w:rPr>
     </w:lvl>
-    <w:lvl w:ilvl="8" w:tentative="1">
+    <w:lvl w:ilvl="8">
       <w:start w:val="1"/>
       <w:numFmt w:val="bullet"/>
       <w:lvlText w:val=""/>
@@ -10931,7 +12335,7 @@
 </file>
 
 <file path=word/styles.xml><?xml version="1.0" encoding="utf-8"?>
-<w:styles xmlns:mc="http://schemas.openxmlformats.org/markup-compatibility/2006" xmlns:r="http://schemas.openxmlformats.org/officeDocument/2006/relationships" xmlns:w="http://schemas.openxmlformats.org/wordprocessingml/2006/main" xmlns:w14="http://schemas.microsoft.com/office/word/2010/wordml" xmlns:w15="http://schemas.microsoft.com/office/word/2012/wordml" xmlns:w16cex="http://schemas.microsoft.com/office/word/2018/wordml/cex" xmlns:w16cid="http://schemas.microsoft.com/office/word/2016/wordml/cid" xmlns:w16="http://schemas.microsoft.com/office/word/2018/wordml" xmlns:w16sdtdh="http://schemas.microsoft.com/office/word/2020/wordml/sdtdatahash" xmlns:w16se="http://schemas.microsoft.com/office/word/2015/wordml/symex" mc:Ignorable="w14 w15 w16se w16cid w16 w16cex w16sdtdh">
+<w:styles xmlns:mc="http://schemas.openxmlformats.org/markup-compatibility/2006" xmlns:r="http://schemas.openxmlformats.org/officeDocument/2006/relationships" xmlns:w="http://schemas.openxmlformats.org/wordprocessingml/2006/main" xmlns:w14="http://schemas.microsoft.com/office/word/2010/wordml" xmlns:w15="http://schemas.microsoft.com/office/word/2012/wordml" xmlns:w16cex="http://schemas.microsoft.com/office/word/2018/wordml/cex" xmlns:w16cid="http://schemas.microsoft.com/office/word/2016/wordml/cid" xmlns:w16="http://schemas.microsoft.com/office/word/2018/wordml" xmlns:w16du="http://schemas.microsoft.com/office/word/2023/wordml/word16du" xmlns:w16sdtdh="http://schemas.microsoft.com/office/word/2020/wordml/sdtdatahash" xmlns:w16sdtfl="http://schemas.microsoft.com/office/word/2024/wordml/sdtformatlock" xmlns:w16se="http://schemas.microsoft.com/office/word/2015/wordml/symex" mc:Ignorable="w14 w15 w16se w16cid w16 w16cex w16sdtdh w16sdtfl w16du">
   <w:docDefaults>
     <w:rPrDefault>
       <w:rPr>

--- a/6_Statistics.docx
+++ b/6_Statistics.docx
@@ -4,6 +4,7 @@
   <w:body>
     <w:p>
       <w:pPr>
+        <w:spacing w:after="0"/>
         <w:rPr>
           <w:b/>
           <w:bCs/>
@@ -1524,11 +1525,9 @@
               <w:ind w:left="144"/>
               <w:jc w:val="center"/>
             </w:pPr>
-            <w:proofErr w:type="gramStart"/>
             <w:r>
               <w:t>Right-skewed</w:t>
             </w:r>
-            <w:proofErr w:type="gramEnd"/>
           </w:p>
         </w:tc>
         <w:tc>
@@ -3314,24 +3313,44 @@
     </w:p>
     <w:p>
       <w:pPr>
-        <w:jc w:val="both"/>
-        <w:rPr>
-          <w:b/>
-          <w:bCs/>
-          <w:lang w:val="en-US"/>
-        </w:rPr>
-      </w:pPr>
-      <w:r>
-        <w:rPr>
-          <w:b/>
-          <w:bCs/>
-          <w:lang w:val="en-US"/>
-        </w:rPr>
+        <w:rPr>
+          <w:b/>
+          <w:bCs/>
+          <w:lang w:val="en-US"/>
+        </w:rPr>
+      </w:pPr>
+      <w:r>
+        <w:rPr>
+          <w:b/>
+          <w:bCs/>
+          <w:lang w:val="en-US"/>
+        </w:rPr>
+        <w:br w:type="page"/>
+      </w:r>
+    </w:p>
+    <w:p>
+      <w:pPr>
+        <w:spacing w:after="40"/>
+        <w:jc w:val="both"/>
+        <w:rPr>
+          <w:b/>
+          <w:bCs/>
+          <w:lang w:val="en-US"/>
+        </w:rPr>
+      </w:pPr>
+      <w:r>
+        <w:rPr>
+          <w:b/>
+          <w:bCs/>
+          <w:lang w:val="en-US"/>
+        </w:rPr>
+        <w:lastRenderedPageBreak/>
         <w:t>CLT:</w:t>
       </w:r>
     </w:p>
     <w:p>
       <w:pPr>
+        <w:spacing w:after="40"/>
         <w:jc w:val="both"/>
         <w:rPr>
           <w:lang w:val="en-US"/>
@@ -3346,6 +3365,7 @@
     </w:p>
     <w:p>
       <w:pPr>
+        <w:spacing w:after="40"/>
         <w:jc w:val="both"/>
         <w:rPr>
           <w:lang w:val="en-US"/>
@@ -3372,21 +3392,30 @@
     </w:p>
     <w:p>
       <w:pPr>
-        <w:jc w:val="both"/>
-        <w:rPr>
-          <w:lang w:val="en-US"/>
-        </w:rPr>
-      </w:pPr>
-      <w:r>
-        <w:rPr>
-          <w:lang w:val="en-US"/>
-        </w:rPr>
-        <w:lastRenderedPageBreak/>
-        <w:t>Properties of the CLT, mean of the distribution of the samples means is the equal to the mean of the population, whereas the SD of the sample means is SD (population)/sample size. (not the number of samples).</w:t>
-      </w:r>
-    </w:p>
-    <w:p>
-      <w:pPr>
+        <w:spacing w:after="40"/>
+        <w:jc w:val="both"/>
+        <w:rPr>
+          <w:lang w:val="en-US"/>
+        </w:rPr>
+      </w:pPr>
+      <w:r>
+        <w:rPr>
+          <w:lang w:val="en-US"/>
+        </w:rPr>
+        <w:t xml:space="preserve">Properties of the CLT, mean of the distribution of the samples means is the equal to the mean of the population, whereas the SD of the sample means </w:t>
+      </w:r>
+      <w:r>
+        <w:rPr>
+          <w:b/>
+          <w:bCs/>
+          <w:lang w:val="en-US"/>
+        </w:rPr>
+        <w:t>is SD (population)/sample size. (not the number of samples).</w:t>
+      </w:r>
+    </w:p>
+    <w:p>
+      <w:pPr>
+        <w:spacing w:after="40"/>
         <w:jc w:val="both"/>
         <w:rPr>
           <w:lang w:val="en-US"/>
@@ -3401,6 +3430,7 @@
     </w:p>
     <w:p>
       <w:pPr>
+        <w:spacing w:after="40"/>
         <w:jc w:val="both"/>
         <w:rPr>
           <w:lang w:val="en-US"/>
@@ -3445,56 +3475,7 @@
     </w:p>
     <w:p>
       <w:pPr>
-        <w:jc w:val="both"/>
-        <w:rPr>
-          <w:lang w:val="en-US"/>
-        </w:rPr>
-      </w:pPr>
-      <w:r>
-        <w:rPr>
-          <w:lang w:val="en-US"/>
-        </w:rPr>
-        <w:t xml:space="preserve">If the sample size is not 30 then sampling distribution resembles the underlying population distribution. Meaning, the sampling distribution is normal only for normally distributed population </w:t>
-      </w:r>
-      <w:r>
-        <w:rPr>
-          <w:lang w:val="en-US"/>
-        </w:rPr>
-        <w:t xml:space="preserve">data. </w:t>
-      </w:r>
-      <w:r>
-        <w:rPr>
-          <w:lang w:val="en-US"/>
-        </w:rPr>
-        <w:t xml:space="preserve">There is no idea of student’s t distribution here, based of sample size and all, it only exists sample </w:t>
-      </w:r>
-      <w:r>
-        <w:rPr>
-          <w:lang w:val="en-US"/>
-        </w:rPr>
-        <w:t xml:space="preserve">SD </w:t>
-      </w:r>
-      <w:r>
-        <w:rPr>
-          <w:lang w:val="en-US"/>
-        </w:rPr>
-        <w:t xml:space="preserve">is used to resemble/estimate the population </w:t>
-      </w:r>
-      <w:r>
-        <w:rPr>
-          <w:lang w:val="en-US"/>
-        </w:rPr>
-        <w:t>SD</w:t>
-      </w:r>
-      <w:r>
-        <w:rPr>
-          <w:lang w:val="en-US"/>
-        </w:rPr>
-        <w:t xml:space="preserve">. </w:t>
-      </w:r>
-    </w:p>
-    <w:p>
-      <w:pPr>
+        <w:spacing w:before="40" w:after="40"/>
         <w:jc w:val="both"/>
         <w:rPr>
           <w:lang w:val="en-US"/>
@@ -3561,6 +3542,7 @@
     </w:p>
     <w:p>
       <w:pPr>
+        <w:spacing w:before="40" w:after="40"/>
         <w:jc w:val="both"/>
         <w:rPr>
           <w:lang w:val="en-US"/>
@@ -3581,6 +3563,7 @@
     </w:p>
     <w:p>
       <w:pPr>
+        <w:spacing w:before="40" w:after="40"/>
         <w:jc w:val="both"/>
         <w:rPr>
           <w:lang w:val="en-US"/>
@@ -3600,9 +3583,22 @@
         </w:rPr>
         <w:t xml:space="preserve"> Estimating the population parameter from a single sample to lie in certain range of values with certain degree of confidence.  </w:t>
       </w:r>
-    </w:p>
-    <w:p>
-      <w:pPr>
+      <w:r>
+        <w:rPr>
+          <w:lang w:val="en-US"/>
+        </w:rPr>
+        <w:t xml:space="preserve">Certain degree of confidence here means if repeated CI’s are drawn from the samples then </w:t>
+      </w:r>
+      <w:r>
+        <w:rPr>
+          <w:lang w:val="en-US"/>
+        </w:rPr>
+        <w:t xml:space="preserve">95% of those CI’s would like in these range. </w:t>
+      </w:r>
+    </w:p>
+    <w:p>
+      <w:pPr>
+        <w:spacing w:before="40" w:after="40"/>
         <w:jc w:val="both"/>
       </w:pPr>
       <w:r>
@@ -3642,6 +3638,7 @@
     </w:p>
     <w:p>
       <w:pPr>
+        <w:spacing w:before="40" w:after="40"/>
         <w:jc w:val="both"/>
       </w:pPr>
       <w:r>
@@ -3650,6 +3647,7 @@
     </w:p>
     <w:p>
       <w:pPr>
+        <w:spacing w:before="40" w:after="40"/>
         <w:jc w:val="both"/>
         <w:rPr>
           <w:b/>
@@ -3686,7 +3684,6 @@
         <w:jc w:val="both"/>
       </w:pPr>
       <w:r>
-        <w:lastRenderedPageBreak/>
         <w:t xml:space="preserve">We know the sampling distribution follows the normal distribution, and we have single sample mean i.e. a single datapoint form this normal distribution of the sample means if there were multiple samples drawn obviously. </w:t>
       </w:r>
     </w:p>
@@ -3700,6 +3697,7 @@
         <w:jc w:val="both"/>
       </w:pPr>
       <w:r>
+        <w:lastRenderedPageBreak/>
         <w:t xml:space="preserve">Now from this single datapoint of the normal distribution whose mean is equal to population mean and SD is SD of the population / root of sample is size, we need to estimate the mean given the sample size and SD of the population. </w:t>
       </w:r>
     </w:p>
@@ -3933,20 +3931,23 @@
           <w:b/>
           <w:bCs/>
         </w:rPr>
+        <w:t>Student’s t distribution</w:t>
+      </w:r>
+      <w:r>
+        <w:t xml:space="preserve">, symmetrical bell-shaped curve with thicker tells which accounts for more extreme scenarios, used in case when the population SD is </w:t>
+      </w:r>
+      <w:r>
+        <w:t>unknown,</w:t>
+      </w:r>
+      <w:r>
+        <w:t xml:space="preserve"> and sample size is small. </w:t>
+      </w:r>
+      <w:r>
+        <w:t xml:space="preserve">Students-t distribution is constructed as distribution of the </w:t>
+      </w:r>
+      <w:r>
         <w:lastRenderedPageBreak/>
-        <w:t>Student’s t distribution</w:t>
-      </w:r>
-      <w:r>
-        <w:t xml:space="preserve">, symmetrical bell-shaped curve with thicker tells which accounts for more extreme scenarios, used in case when the population SD is </w:t>
-      </w:r>
-      <w:r>
-        <w:t>unknown,</w:t>
-      </w:r>
-      <w:r>
-        <w:t xml:space="preserve"> and sample size is small. </w:t>
-      </w:r>
-      <w:r>
-        <w:t>Students-t distribution is constructed as distribution of the sample means of the samples when the SD of the population is not known. It is the pdf of the t-statistics for DOF.</w:t>
+        <w:t>sample means of the samples when the SD of the population is not known. It is the pdf of the t-statistics for DOF.</w:t>
       </w:r>
     </w:p>
     <w:p>
@@ -4306,48 +4307,45 @@
         <w:t xml:space="preserve"> usually the alternate hypothesis and null hypothesis are kind of complementary to each other, </w:t>
       </w:r>
       <w:r>
-        <w:t xml:space="preserve">they are fully complementary sometimes, but not </w:t>
-      </w:r>
+        <w:t>they are fully complementary sometimes, but not all the time. Wherever they are totally complementary then in that case only one is required</w:t>
+      </w:r>
+      <w:r>
+        <w:t xml:space="preserve">. </w:t>
+      </w:r>
+    </w:p>
+    <w:p>
+      <w:pPr>
+        <w:jc w:val="both"/>
+        <w:rPr>
+          <w:b/>
+          <w:bCs/>
+        </w:rPr>
+      </w:pPr>
+      <w:r>
+        <w:rPr>
+          <w:b/>
+          <w:bCs/>
+        </w:rPr>
+        <w:t xml:space="preserve">so, whichever we accept or reject we can't surely say the one is guaranteed correct or </w:t>
+      </w:r>
+      <w:r>
+        <w:rPr>
+          <w:b/>
+          <w:bCs/>
+        </w:rPr>
+        <w:t>not?</w:t>
+      </w:r>
+    </w:p>
+    <w:p>
+      <w:pPr>
+        <w:jc w:val="both"/>
+        <w:rPr>
+          <w:b/>
+          <w:bCs/>
+        </w:rPr>
+      </w:pPr>
       <w:r>
         <w:lastRenderedPageBreak/>
-        <w:t>all the time. Wherever they are totally complementary then in that case only one is required</w:t>
-      </w:r>
-      <w:r>
-        <w:t xml:space="preserve">. </w:t>
-      </w:r>
-    </w:p>
-    <w:p>
-      <w:pPr>
-        <w:jc w:val="both"/>
-        <w:rPr>
-          <w:b/>
-          <w:bCs/>
-        </w:rPr>
-      </w:pPr>
-      <w:r>
-        <w:rPr>
-          <w:b/>
-          <w:bCs/>
-        </w:rPr>
-        <w:t xml:space="preserve">so, whichever we accept or reject we can't surely say the one is guaranteed correct or </w:t>
-      </w:r>
-      <w:r>
-        <w:rPr>
-          <w:b/>
-          <w:bCs/>
-        </w:rPr>
-        <w:t>not?</w:t>
-      </w:r>
-    </w:p>
-    <w:p>
-      <w:pPr>
-        <w:jc w:val="both"/>
-        <w:rPr>
-          <w:b/>
-          <w:bCs/>
-        </w:rPr>
-      </w:pPr>
-      <w:r>
         <w:t>Certainly! Here’s your paragraph, revised for clarity and accuracy:</w:t>
       </w:r>
     </w:p>
@@ -4510,7 +4508,6 @@
           <w:b/>
           <w:bCs/>
         </w:rPr>
-        <w:lastRenderedPageBreak/>
         <w:t>Null hypothesis (H₀):</w:t>
       </w:r>
       <w:r>
@@ -4541,6 +4538,7 @@
         <w:jc w:val="both"/>
       </w:pPr>
       <w:r>
+        <w:lastRenderedPageBreak/>
         <w:t>A t-test is used to compare the average claims of the two groups. If the p-value is below the significance threshold (e.g., 0.05), the insurer concludes that smokers have higher claims</w:t>
       </w:r>
     </w:p>
@@ -4616,15 +4614,7 @@
         <w:t>error,</w:t>
       </w:r>
       <w:r>
-        <w:t xml:space="preserve"> it mainly </w:t>
-      </w:r>
-      <w:proofErr w:type="gramStart"/>
-      <w:r>
-        <w:t>represent</w:t>
-      </w:r>
-      <w:proofErr w:type="gramEnd"/>
-      <w:r>
-        <w:t xml:space="preserve"> the missed opportunity</w:t>
+        <w:t xml:space="preserve"> it mainly represent the missed opportunity</w:t>
       </w:r>
       <w:r>
         <w:t xml:space="preserve">, but this is very specific the problem </w:t>
@@ -4639,15 +4629,7 @@
         <w:jc w:val="both"/>
       </w:pPr>
       <w:r>
-        <w:t xml:space="preserve">case where accepting the wrong alternate is highly costly </w:t>
-      </w:r>
-      <w:proofErr w:type="gramStart"/>
-      <w:r>
-        <w:t>then  type</w:t>
-      </w:r>
-      <w:proofErr w:type="gramEnd"/>
-      <w:r>
-        <w:t xml:space="preserve"> 1 is more detrimental and where accepting the wrong is null is more costly then type 2 is more severe and detrimental</w:t>
+        <w:t>case where accepting the wrong alternate is highly costly then  type 1 is more detrimental and where accepting the wrong is null is more costly then type 2 is more severe and detrimental</w:t>
       </w:r>
       <w:r>
         <w:t xml:space="preserve">. </w:t>
@@ -4804,6 +4786,7 @@
           <w:b/>
           <w:bCs/>
         </w:rPr>
+        <w:lastRenderedPageBreak/>
         <w:t>T</w:t>
       </w:r>
       <w:r>
@@ -5271,7 +5254,6 @@
         <w:jc w:val="both"/>
       </w:pPr>
       <w:r>
-        <w:lastRenderedPageBreak/>
         <w:t>For a two-tailed test at α = 0.05, the critical z-values are ±1.9</w:t>
       </w:r>
     </w:p>
@@ -5320,6 +5302,7 @@
           <w:b/>
           <w:bCs/>
         </w:rPr>
+        <w:lastRenderedPageBreak/>
         <w:t>Draw a Conclusion:</w:t>
       </w:r>
     </w:p>
@@ -5634,11 +5617,7 @@
         <w:t xml:space="preserve">e.g. 2. </w:t>
       </w:r>
       <w:r>
-        <w:t xml:space="preserve">An insurance company historically processes claims at an average cost of $60, </w:t>
-      </w:r>
-      <w:r>
-        <w:lastRenderedPageBreak/>
-        <w:t>but with rising expenses, they want to test if this has changed. They sample 20 recent claims, finding a mean cost of $65 and a standard deviation of $8. Using a one-sample t-test, they calculate a t-value of approximately 2.80 (t=65−608/20</w:t>
+        <w:t>An insurance company historically processes claims at an average cost of $60, but with rising expenses, they want to test if this has changed. They sample 20 recent claims, finding a mean cost of $65 and a standard deviation of $8. Using a one-sample t-test, they calculate a t-value of approximately 2.80 (t=65−608/20</w:t>
       </w:r>
       <w:r>
         <w:rPr>
@@ -5648,7 +5627,11 @@
         <w:t>t</w:t>
       </w:r>
       <w:r>
-        <w:t>=8/2065−60), which exceeds the critical value of 2.093 for 19 degrees of freedom at a 0.05 significance level. This result leads them to reject the null hypothesis and conclude that the average claim processing cost has significantly increased from $60.</w:t>
+        <w:t xml:space="preserve">=8/2065−60), which exceeds the critical value of 2.093 for 19 degrees of freedom at a 0.05 significance level. </w:t>
+      </w:r>
+      <w:r>
+        <w:lastRenderedPageBreak/>
+        <w:t>This result leads them to reject the null hypothesis and conclude that the average claim processing cost has significantly increased from $60.</w:t>
       </w:r>
     </w:p>
     <w:p>
@@ -5737,7 +5720,6 @@
     </w:p>
     <w:p>
       <w:proofErr w:type="spellStart"/>
-      <w:proofErr w:type="gramStart"/>
       <w:r>
         <w:rPr>
           <w:i/>
@@ -5770,7 +5752,6 @@
       <w:r>
         <w:t>=</w:t>
       </w:r>
-      <w:proofErr w:type="gramEnd"/>
       <w:r>
         <w:rPr>
           <w:i/>
@@ -5967,7 +5948,6 @@
         <w:jc w:val="both"/>
       </w:pPr>
       <w:r>
-        <w:lastRenderedPageBreak/>
         <w:t xml:space="preserve">t-stat is calculated in similar manner just the difference is how is </w:t>
       </w:r>
       <w:proofErr w:type="spellStart"/>
@@ -5997,6 +5977,7 @@
         <w:rPr>
           <w:noProof/>
         </w:rPr>
+        <w:lastRenderedPageBreak/>
         <w:drawing>
           <wp:inline distT="0" distB="0" distL="0" distR="0" wp14:anchorId="18B9AC81" wp14:editId="261B9187">
             <wp:extent cx="3867150" cy="1057275"/>
@@ -6292,30 +6273,30 @@
         <w:jc w:val="both"/>
       </w:pPr>
       <w:r>
+        <w:t xml:space="preserve">e.g. </w:t>
+      </w:r>
+      <w:r>
+        <w:t>You measure the grams of protein in two different brands of energy bars. Each brand represents an independent group. A two-sample t-test helps you assess whether the average protein content differs between the two brands</w:t>
+      </w:r>
+    </w:p>
+    <w:p>
+      <w:pPr>
+        <w:jc w:val="both"/>
+      </w:pPr>
+      <w:r>
+        <w:rPr>
+          <w:b/>
+          <w:bCs/>
+        </w:rPr>
+        <w:t>paired sample t – test:</w:t>
+      </w:r>
+    </w:p>
+    <w:p>
+      <w:pPr>
+        <w:jc w:val="both"/>
+      </w:pPr>
+      <w:r>
         <w:lastRenderedPageBreak/>
-        <w:t xml:space="preserve">e.g. </w:t>
-      </w:r>
-      <w:r>
-        <w:t>You measure the grams of protein in two different brands of energy bars. Each brand represents an independent group. A two-sample t-test helps you assess whether the average protein content differs between the two brands</w:t>
-      </w:r>
-    </w:p>
-    <w:p>
-      <w:pPr>
-        <w:jc w:val="both"/>
-      </w:pPr>
-      <w:r>
-        <w:rPr>
-          <w:b/>
-          <w:bCs/>
-        </w:rPr>
-        <w:t>paired sample t – test:</w:t>
-      </w:r>
-    </w:p>
-    <w:p>
-      <w:pPr>
-        <w:jc w:val="both"/>
-      </w:pPr>
-      <w:r>
         <w:t>Students take a practice test and then, after a study session, take a final test. You use a paired t-test to see if the study session significantly improved their scores, since each student’s scores are paired (pre- and post-study)</w:t>
       </w:r>
     </w:p>
@@ -6575,48 +6556,45 @@
         <w:jc w:val="both"/>
       </w:pPr>
       <w:r>
-        <w:t xml:space="preserve">and this is how we get the normal sample stat, which is follows chi square distribution, cause this sample stat is calculated by squaring the independent random variables </w:t>
-      </w:r>
-      <w:r>
+        <w:t xml:space="preserve">and this is how we get the normal sample stat, which is follows chi square distribution, cause this sample stat is calculated by squaring the independent random variables (categories value in actual test) which are from the standard normal distribution and how this one value which is squared is standard normal distribution is explained above. </w:t>
+      </w:r>
+    </w:p>
+    <w:p>
+      <w:pPr>
+        <w:tabs>
+          <w:tab w:val="left" w:pos="1725"/>
+        </w:tabs>
+        <w:spacing w:line="240" w:lineRule="auto"/>
+        <w:jc w:val="both"/>
+      </w:pPr>
+      <w:r>
+        <w:t xml:space="preserve">and this is how we get the normal sample </w:t>
+      </w:r>
+      <w:r>
+        <w:t>stat,</w:t>
+      </w:r>
+      <w:r>
+        <w:t xml:space="preserve"> which is follows chi square distribution, cause this sample stat is calculated by squaring the independent random variables (categories value in actual test) which are from the standard normal distribution and how this one value which is squared is standard normal distribution is explained above. </w:t>
+      </w:r>
+    </w:p>
+    <w:p>
+      <w:pPr>
+        <w:tabs>
+          <w:tab w:val="left" w:pos="1725"/>
+        </w:tabs>
+        <w:spacing w:line="240" w:lineRule="auto"/>
+        <w:jc w:val="both"/>
+        <w:rPr>
+          <w:b/>
+          <w:bCs/>
+        </w:rPr>
+      </w:pPr>
+      <w:r>
+        <w:rPr>
+          <w:b/>
+          <w:bCs/>
+        </w:rPr>
         <w:lastRenderedPageBreak/>
-        <w:t xml:space="preserve">(categories value in actual test) which are from the standard normal distribution and how this one value which is squared is standard normal distribution is explained above. </w:t>
-      </w:r>
-    </w:p>
-    <w:p>
-      <w:pPr>
-        <w:tabs>
-          <w:tab w:val="left" w:pos="1725"/>
-        </w:tabs>
-        <w:spacing w:line="240" w:lineRule="auto"/>
-        <w:jc w:val="both"/>
-      </w:pPr>
-      <w:r>
-        <w:t xml:space="preserve">and this is how we get the normal sample </w:t>
-      </w:r>
-      <w:r>
-        <w:t>stat,</w:t>
-      </w:r>
-      <w:r>
-        <w:t xml:space="preserve"> which is follows chi square distribution, cause this sample stat is calculated by squaring the independent random variables (categories value in actual test) which are from the standard normal distribution and how this one value which is squared is standard normal distribution is explained above. </w:t>
-      </w:r>
-    </w:p>
-    <w:p>
-      <w:pPr>
-        <w:tabs>
-          <w:tab w:val="left" w:pos="1725"/>
-        </w:tabs>
-        <w:spacing w:line="240" w:lineRule="auto"/>
-        <w:jc w:val="both"/>
-        <w:rPr>
-          <w:b/>
-          <w:bCs/>
-        </w:rPr>
-      </w:pPr>
-      <w:r>
-        <w:rPr>
-          <w:b/>
-          <w:bCs/>
-        </w:rPr>
         <w:t>Why do we need CLT?</w:t>
       </w:r>
     </w:p>
@@ -7025,7 +7003,6 @@
           <w:rFonts w:ascii="Segoe UI" w:eastAsia="Times New Roman" w:hAnsi="Segoe UI"/>
           <w:lang w:eastAsia="en-IN"/>
         </w:rPr>
-        <w:lastRenderedPageBreak/>
         <w:t xml:space="preserve">An insurer expects that, based on historical data, 20% of claims will be low severity, 30% moderate, and 50% high severity. After a year, the actual observed proportions are different. The chi-square goodness of fit test can be used to check if these observed frequencies significantly diverge from expectations. If so, it may indicate a </w:t>
       </w:r>
       <w:r>
@@ -7075,6 +7052,7 @@
           <w:lang w:eastAsia="en-IN"/>
           <w14:ligatures w14:val="none"/>
         </w:rPr>
+        <w:lastRenderedPageBreak/>
         <w:t>Suppose an insurance company models the number of auto accident per policyholder per year using a Poisson distribution. After collecting data from 700 drivers, the company compares the observed number of claims per driver to what the Poisson model predicts. The chi-square goodness of fit test helps determine if the observed distribution of claim frequencies fits the theoretical Poisson distribution, validating or questioning the suitability of the model</w:t>
       </w:r>
       <w:r>
@@ -7353,7 +7331,6 @@
           <w:lang w:eastAsia="en-IN"/>
           <w14:ligatures w14:val="none"/>
         </w:rPr>
-        <w:lastRenderedPageBreak/>
         <w:t>R</w:t>
       </w:r>
       <w:r>
@@ -7424,6 +7401,7 @@
           <w:lang w:eastAsia="en-IN"/>
           <w14:ligatures w14:val="none"/>
         </w:rPr>
+        <w:lastRenderedPageBreak/>
         <w:t xml:space="preserve">The term "chi-square independent variable per degree of freedom" refers to the average value of the sum of squared independent standard normal variables per degree of freedom, just like the mean of the sum of RV’s. </w:t>
       </w:r>
     </w:p>
@@ -7744,22 +7722,19 @@
         </w:numPr>
         <w:jc w:val="both"/>
       </w:pPr>
-      <w:r>
-        <w:t xml:space="preserve">F_stat in </w:t>
+      <w:proofErr w:type="spellStart"/>
+      <w:r>
+        <w:t>F_stat</w:t>
+      </w:r>
+      <w:proofErr w:type="spellEnd"/>
+      <w:r>
+        <w:t xml:space="preserve"> in </w:t>
       </w:r>
       <w:r>
         <w:t>A</w:t>
       </w:r>
       <w:r>
-        <w:t>nova is (SSB</w:t>
-      </w:r>
-      <w:proofErr w:type="gramStart"/>
-      <w:r>
-        <w:t>/ )</w:t>
-      </w:r>
-      <w:proofErr w:type="gramEnd"/>
-      <w:r>
-        <w:t xml:space="preserve"> /</w:t>
+        <w:t>nova is (SSB/ ) /</w:t>
       </w:r>
       <w:r>
         <w:t>DF</w:t>
@@ -7810,7 +7785,6 @@
         <w:jc w:val="both"/>
       </w:pPr>
       <w:r>
-        <w:lastRenderedPageBreak/>
         <w:t xml:space="preserve">The intuition of the SSB is how far away the individual mean lies compared to the population mean, if these individual means are close to population meaning these itself </w:t>
       </w:r>
       <w:r>
@@ -7827,6 +7801,7 @@
         <w:jc w:val="both"/>
       </w:pPr>
       <w:r>
+        <w:lastRenderedPageBreak/>
         <w:t>S</w:t>
       </w:r>
       <w:r>
@@ -8286,7 +8261,6 @@
           <w:lang w:eastAsia="en-IN"/>
           <w14:ligatures w14:val="none"/>
         </w:rPr>
-        <w:lastRenderedPageBreak/>
         <w:t xml:space="preserve">Kolmogorov </w:t>
       </w:r>
       <w:r>
@@ -8504,6 +8478,7 @@
           <w:lang w:eastAsia="en-IN"/>
           <w14:ligatures w14:val="none"/>
         </w:rPr>
+        <w:lastRenderedPageBreak/>
         <w:t xml:space="preserve">Probability-Probability plot. </w:t>
       </w:r>
     </w:p>
@@ -12936,6 +12911,7 @@
   <w:style w:type="character" w:default="1" w:styleId="DefaultParagraphFont">
     <w:name w:val="Default Paragraph Font"/>
     <w:uiPriority w:val="1"/>
+    <w:semiHidden/>
     <w:unhideWhenUsed/>
   </w:style>
   <w:style w:type="table" w:default="1" w:styleId="TableNormal">
